--- a/FX_Nexus_Milestone2_Database_Design.docx
+++ b/FX_Nexus_Milestone2_Database_Design.docx
@@ -299,8 +299,6 @@
         <w:spacing w:before="80" w:after="80"/>
         <w:jc w:val="center"/>
       </w:pPr>
-      <w:bookmarkStart w:id="0" w:name="_GoBack"/>
-      <w:bookmarkEnd w:id="0"/>
       <w:r>
         <w:rPr>
           <w:rFonts w:asciiTheme="majorBidi" w:hAnsiTheme="majorBidi" w:cstheme="majorBidi"/>
@@ -376,6 +374,7 @@
         <w:spacing w:before="40" w:after="40"/>
         <w:jc w:val="center"/>
       </w:pPr>
+      <w:proofErr w:type="spellStart"/>
       <w:r>
         <w:rPr>
           <w:b/>
@@ -383,7 +382,17 @@
           <w:sz w:val="26"/>
           <w:szCs w:val="26"/>
         </w:rPr>
-        <w:t>Namal University</w:t>
+        <w:t>Namal</w:t>
+      </w:r>
+      <w:proofErr w:type="spellEnd"/>
+      <w:r>
+        <w:rPr>
+          <w:b/>
+          <w:bCs/>
+          <w:sz w:val="26"/>
+          <w:szCs w:val="26"/>
+        </w:rPr>
+        <w:t xml:space="preserve"> University</w:t>
       </w:r>
     </w:p>
     <w:p>
@@ -391,6 +400,7 @@
         <w:spacing w:before="40" w:after="40"/>
         <w:jc w:val="center"/>
       </w:pPr>
+      <w:proofErr w:type="spellStart"/>
       <w:r>
         <w:rPr>
           <w:b/>
@@ -398,7 +408,17 @@
           <w:sz w:val="26"/>
           <w:szCs w:val="26"/>
         </w:rPr>
-        <w:t>Mianwali, Pakistan</w:t>
+        <w:t>Mianwali</w:t>
+      </w:r>
+      <w:proofErr w:type="spellEnd"/>
+      <w:r>
+        <w:rPr>
+          <w:b/>
+          <w:bCs/>
+          <w:sz w:val="26"/>
+          <w:szCs w:val="26"/>
+        </w:rPr>
+        <w:t>, Pakistan</w:t>
       </w:r>
     </w:p>
     <w:p>
@@ -416,7 +436,14 @@
           <w:b/>
           <w:bCs/>
         </w:rPr>
-        <w:t>Submission Date: 15th May, 2026</w:t>
+        <w:t>Submission Date: 10</w:t>
+      </w:r>
+      <w:r>
+        <w:rPr>
+          <w:b/>
+          <w:bCs/>
+        </w:rPr>
+        <w:t>th May, 2026</w:t>
       </w:r>
     </w:p>
     <w:p>
@@ -441,8 +468,33 @@
           <w:i/>
           <w:iCs/>
         </w:rPr>
-        <w:t>Submitted to: Ma'am Asiya Batool</w:t>
-      </w:r>
+        <w:t xml:space="preserve">Submitted to: Ma'am </w:t>
+      </w:r>
+      <w:proofErr w:type="spellStart"/>
+      <w:r>
+        <w:rPr>
+          <w:i/>
+          <w:iCs/>
+        </w:rPr>
+        <w:t>Asiya</w:t>
+      </w:r>
+      <w:proofErr w:type="spellEnd"/>
+      <w:r>
+        <w:rPr>
+          <w:i/>
+          <w:iCs/>
+        </w:rPr>
+        <w:t xml:space="preserve"> </w:t>
+      </w:r>
+      <w:proofErr w:type="spellStart"/>
+      <w:r>
+        <w:rPr>
+          <w:i/>
+          <w:iCs/>
+        </w:rPr>
+        <w:t>Batool</w:t>
+      </w:r>
+      <w:proofErr w:type="spellEnd"/>
     </w:p>
     <w:p>
       <w:pPr>
@@ -751,8 +803,33 @@
                 <w:szCs w:val="22"/>
               </w:rPr>
               <w:lastRenderedPageBreak/>
-              <w:t>Ma'am Asiya Batool</w:t>
-            </w:r>
+              <w:t xml:space="preserve">Ma'am </w:t>
+            </w:r>
+            <w:proofErr w:type="spellStart"/>
+            <w:r>
+              <w:rPr>
+                <w:sz w:val="22"/>
+                <w:szCs w:val="22"/>
+              </w:rPr>
+              <w:t>Asiya</w:t>
+            </w:r>
+            <w:proofErr w:type="spellEnd"/>
+            <w:r>
+              <w:rPr>
+                <w:sz w:val="22"/>
+                <w:szCs w:val="22"/>
+              </w:rPr>
+              <w:t xml:space="preserve"> </w:t>
+            </w:r>
+            <w:proofErr w:type="spellStart"/>
+            <w:r>
+              <w:rPr>
+                <w:sz w:val="22"/>
+                <w:szCs w:val="22"/>
+              </w:rPr>
+              <w:t>Batool</w:t>
+            </w:r>
+            <w:proofErr w:type="spellEnd"/>
           </w:p>
         </w:tc>
       </w:tr>
@@ -1205,7 +1282,21 @@
         <w:rPr>
           <w:color w:val="000000"/>
         </w:rPr>
-        <w:t>FX Nexus is a centralized database system designed for the storage, management, analysis, and backtesting of Forex (foreign exchange) market data. The foreign exchange market is the world's largest and most liquid financial market, with average daily trading volumes approaching US$9.6 trillion as reported by the Bank for International Settlements (BIS) in April 2025. This market operates continuously for five days a week, generating enormous quantities of timestamped price data every second, across hundreds of currency pairs and multiple trading venues.</w:t>
+        <w:t xml:space="preserve">FX Nexus is a centralized database system designed for the storage, management, analysis, and </w:t>
+      </w:r>
+      <w:proofErr w:type="spellStart"/>
+      <w:r>
+        <w:rPr>
+          <w:color w:val="000000"/>
+        </w:rPr>
+        <w:t>backtesting</w:t>
+      </w:r>
+      <w:proofErr w:type="spellEnd"/>
+      <w:r>
+        <w:rPr>
+          <w:color w:val="000000"/>
+        </w:rPr>
+        <w:t xml:space="preserve"> of Forex (foreign exchange) market data. The foreign exchange market is the world's largest and most liquid financial market, with average daily trading volumes approaching US$9.6 trillion as reported by the Bank for International Settlements (BIS) in April 2025. This market operates continuously for five days a week, generating enormous quantities of timestamped price data every second, across hundreds of currency pairs and multiple trading venues.</w:t>
       </w:r>
     </w:p>
     <w:p>
@@ -1217,7 +1308,35 @@
         <w:rPr>
           <w:color w:val="000000"/>
         </w:rPr>
-        <w:t>The FX Nexus system is developed in the context of Namal University's CSC-271 Database Systems course, serving both as a practical academic exercise and as a functional platform for Forex market data management. It is targeted at traders, analysts, and academic researchers who require efficient access to historical price data, embedded computation of technical indicators such as Moving Averages (MA), Relative Strength Index (RSI), and MACD, and the ability to simulate and evaluate trading strategies through backtesting.</w:t>
+        <w:t xml:space="preserve">The FX Nexus system is developed in the context of </w:t>
+      </w:r>
+      <w:proofErr w:type="spellStart"/>
+      <w:r>
+        <w:rPr>
+          <w:color w:val="000000"/>
+        </w:rPr>
+        <w:t>Namal</w:t>
+      </w:r>
+      <w:proofErr w:type="spellEnd"/>
+      <w:r>
+        <w:rPr>
+          <w:color w:val="000000"/>
+        </w:rPr>
+        <w:t xml:space="preserve"> University's CSC-271 Database Systems course, serving both as a practical academic exercise and as a functional platform for Forex market data management. It is targeted at traders, analysts, and academic researchers who require efficient access to historical price data, embedded computation of technical indicators such as Moving Averages (MA), Relative Strength Index (RSI), and MACD, and the ability to simulate and evaluate trading strategies through </w:t>
+      </w:r>
+      <w:proofErr w:type="spellStart"/>
+      <w:r>
+        <w:rPr>
+          <w:color w:val="000000"/>
+        </w:rPr>
+        <w:t>backtesting</w:t>
+      </w:r>
+      <w:proofErr w:type="spellEnd"/>
+      <w:r>
+        <w:rPr>
+          <w:color w:val="000000"/>
+        </w:rPr>
+        <w:t>.</w:t>
       </w:r>
     </w:p>
     <w:p>
@@ -1229,8 +1348,64 @@
         <w:rPr>
           <w:color w:val="000000"/>
         </w:rPr>
-        <w:t>The system ingests data from multiple external sources including Yahoo Finance, OANDA, MetaTrader 4/5 exports, and publicly available datasets from platforms such as Kaggle. All ingested data is normalized and stored in a well-structured relational database backed by MySQL, PostgreSQL, or TimescaleDB, enabling fast time-series queries, indexing on timestamps and currency pairs, and scalable storage of high-frequency price bars across multiple timeframes (M1, M15, H1).</w:t>
-      </w:r>
+        <w:t xml:space="preserve">The system ingests data from multiple external sources including Yahoo Finance, OANDA, </w:t>
+      </w:r>
+      <w:proofErr w:type="spellStart"/>
+      <w:r>
+        <w:rPr>
+          <w:color w:val="000000"/>
+        </w:rPr>
+        <w:t>MetaTrader</w:t>
+      </w:r>
+      <w:proofErr w:type="spellEnd"/>
+      <w:r>
+        <w:rPr>
+          <w:color w:val="000000"/>
+        </w:rPr>
+        <w:t xml:space="preserve"> 4/5 exports, and publicly available datasets from platforms such as </w:t>
+      </w:r>
+      <w:proofErr w:type="spellStart"/>
+      <w:r>
+        <w:rPr>
+          <w:color w:val="000000"/>
+        </w:rPr>
+        <w:t>Kaggle</w:t>
+      </w:r>
+      <w:proofErr w:type="spellEnd"/>
+      <w:r>
+        <w:rPr>
+          <w:color w:val="000000"/>
+        </w:rPr>
+        <w:t xml:space="preserve">. All ingested data is normalized and stored in a well-structured relational database backed by MySQL, PostgreSQL, or </w:t>
+      </w:r>
+      <w:proofErr w:type="spellStart"/>
+      <w:r>
+        <w:rPr>
+          <w:color w:val="000000"/>
+        </w:rPr>
+        <w:t>TimescaleDB</w:t>
+      </w:r>
+      <w:proofErr w:type="spellEnd"/>
+      <w:r>
+        <w:rPr>
+          <w:color w:val="000000"/>
+        </w:rPr>
+        <w:t>, enabling fast time-series queries, indexing on timestamps and currency pairs, and scalable storage of high-frequency price bars across multiple timeframes (M1, M15, H1</w:t>
+      </w:r>
+      <w:proofErr w:type="gramStart"/>
+      <w:r>
+        <w:rPr>
+          <w:color w:val="000000"/>
+        </w:rPr>
+        <w:t>).</w:t>
+      </w:r>
+      <w:r>
+        <w:rPr>
+          <w:color w:val="000000"/>
+        </w:rPr>
+        <w:t>a</w:t>
+      </w:r>
+      <w:proofErr w:type="gramEnd"/>
     </w:p>
     <w:p>
       <w:pPr>
@@ -1241,7 +1416,21 @@
         <w:rPr>
           <w:color w:val="000000"/>
         </w:rPr>
-        <w:t>FX Nexus provides a unified platform that eliminates the fragmentation and manual effort associated with traditional Forex data management. It supports secure multi-user access, structured SQL-based analytics, and the generation and export of detailed backtest reports, making it a comprehensive tool for strategy evaluation and academic learning in database systems and quantitative finance.</w:t>
+        <w:t xml:space="preserve">FX Nexus provides a unified platform that eliminates the fragmentation and manual effort associated with traditional Forex data management. It supports secure multi-user access, structured SQL-based analytics, and the generation and export of detailed </w:t>
+      </w:r>
+      <w:proofErr w:type="spellStart"/>
+      <w:r>
+        <w:rPr>
+          <w:color w:val="000000"/>
+        </w:rPr>
+        <w:t>backtest</w:t>
+      </w:r>
+      <w:proofErr w:type="spellEnd"/>
+      <w:r>
+        <w:rPr>
+          <w:color w:val="000000"/>
+        </w:rPr>
+        <w:t xml:space="preserve"> reports, making it a comprehensive tool for strategy evaluation and academic learning in database systems and quantitative finance.</w:t>
       </w:r>
     </w:p>
     <w:p>
@@ -1269,7 +1458,21 @@
         <w:rPr>
           <w:color w:val="000000"/>
         </w:rPr>
-        <w:t>The Forex market, despite being the largest financial market in the world, remains highly fragmented in terms of data availability and analytical tooling. Traders and analysts face several critical challenges when attempting to manage, analyze, and backtest Forex market data:</w:t>
+        <w:t xml:space="preserve">The Forex market, despite being the largest financial market in the world, remains highly fragmented in terms of data availability and analytical tooling. Traders and analysts face several critical challenges when attempting to manage, analyze, and </w:t>
+      </w:r>
+      <w:proofErr w:type="spellStart"/>
+      <w:r>
+        <w:rPr>
+          <w:color w:val="000000"/>
+        </w:rPr>
+        <w:t>backtest</w:t>
+      </w:r>
+      <w:proofErr w:type="spellEnd"/>
+      <w:r>
+        <w:rPr>
+          <w:color w:val="000000"/>
+        </w:rPr>
+        <w:t xml:space="preserve"> Forex market data:</w:t>
       </w:r>
     </w:p>
     <w:p>
@@ -1282,7 +1485,15 @@
         <w:spacing w:before="60" w:after="60"/>
       </w:pPr>
       <w:r>
-        <w:t>Fragmented Data Sources: Forex price data originates from dozens of different vendors, brokers, data providers, and trading platforms, each with its own proprietary format, timestamp conventions, and data coverage gaps. Consolidating this data into a consistent and queryable format requires substantial manual effort and is highly error-prone. There is no universal standard, making it difficult to build a reliable unified dataset for analysis.</w:t>
+        <w:t xml:space="preserve">Fragmented Data Sources: Forex price data originates from dozens of different vendors, brokers, data providers, and trading platforms, each with its own proprietary format, timestamp conventions, and data coverage gaps. Consolidating this data into a consistent and </w:t>
+      </w:r>
+      <w:proofErr w:type="spellStart"/>
+      <w:r>
+        <w:t>queryable</w:t>
+      </w:r>
+      <w:proofErr w:type="spellEnd"/>
+      <w:r>
+        <w:t xml:space="preserve"> format requires substantial manual effort and is highly error-prone. There is no universal standard, making it difficult to build a reliable unified dataset for analysis.</w:t>
       </w:r>
     </w:p>
     <w:p>
@@ -1312,7 +1523,15 @@
         <w:spacing w:before="60" w:after="60"/>
       </w:pPr>
       <w:r>
-        <w:t>Performance and Scalability Constraints: High-frequency strategy backtesting requires rapid sequential access to millions of price records across multiple currency pairs and timeframes. Traditional spreadsheet tools and unindexed file-based approaches cannot handle this scale efficiently. Queries that should execute in milliseconds can take minutes or fail entirely when applied to large datasets, making iterative strategy testing impractical.</w:t>
+        <w:t xml:space="preserve">Performance and Scalability Constraints: High-frequency strategy </w:t>
+      </w:r>
+      <w:proofErr w:type="spellStart"/>
+      <w:r>
+        <w:t>backtesting</w:t>
+      </w:r>
+      <w:proofErr w:type="spellEnd"/>
+      <w:r>
+        <w:t xml:space="preserve"> requires rapid sequential access to millions of price records across multiple currency pairs and timeframes. Traditional spreadsheet tools and unindexed file-based approaches cannot handle this scale efficiently. Queries that should execute in milliseconds can take minutes or fail entirely when applied to large datasets, making iterative strategy testing impractical.</w:t>
       </w:r>
     </w:p>
     <w:p>
@@ -1337,7 +1556,21 @@
         <w:rPr>
           <w:color w:val="000000"/>
         </w:rPr>
-        <w:t>FX Nexus directly addresses all four of these problems by providing a centralized, indexed relational database with built-in data ingestion pipelines, embedded SQL-based indicator computation, and a structured backtesting module — all within a single, coherent platform.</w:t>
+        <w:t xml:space="preserve">FX Nexus directly addresses all four of these problems by providing a centralized, indexed relational database with built-in data ingestion pipelines, embedded SQL-based indicator computation, and a structured </w:t>
+      </w:r>
+      <w:proofErr w:type="spellStart"/>
+      <w:r>
+        <w:rPr>
+          <w:color w:val="000000"/>
+        </w:rPr>
+        <w:t>backtesting</w:t>
+      </w:r>
+      <w:proofErr w:type="spellEnd"/>
+      <w:r>
+        <w:rPr>
+          <w:color w:val="000000"/>
+        </w:rPr>
+        <w:t xml:space="preserve"> module — all within a single, coherent platform.</w:t>
       </w:r>
     </w:p>
     <w:p>
@@ -1365,7 +1598,21 @@
         <w:rPr>
           <w:color w:val="000000"/>
         </w:rPr>
-        <w:t>General Objective: To design and implement a centralized, scalable relational database system — FX Nexus — that enables efficient storage, retrieval, analysis, and backtesting of high-frequency Forex market data from multiple sources.</w:t>
+        <w:t xml:space="preserve">General Objective: To design and implement a centralized, scalable relational database system — FX Nexus — that enables efficient storage, retrieval, analysis, and </w:t>
+      </w:r>
+      <w:proofErr w:type="spellStart"/>
+      <w:r>
+        <w:rPr>
+          <w:color w:val="000000"/>
+        </w:rPr>
+        <w:t>backtesting</w:t>
+      </w:r>
+      <w:proofErr w:type="spellEnd"/>
+      <w:r>
+        <w:rPr>
+          <w:color w:val="000000"/>
+        </w:rPr>
+        <w:t xml:space="preserve"> of high-frequency Forex market data from multiple sources.</w:t>
       </w:r>
     </w:p>
     <w:p>
@@ -1410,7 +1657,23 @@
         <w:spacing w:before="60" w:after="60"/>
       </w:pPr>
       <w:r>
-        <w:t>To implement a multi-source data ingestion pipeline that imports Forex data from APIs (Yahoo Finance, OANDA), MetaTrader 4/5 platform exports, and public datasets (Kaggle), normalizing all data into a unified schema with full source tracking.</w:t>
+        <w:t xml:space="preserve">To implement a multi-source data ingestion pipeline that imports Forex data from APIs (Yahoo Finance, OANDA), </w:t>
+      </w:r>
+      <w:proofErr w:type="spellStart"/>
+      <w:r>
+        <w:t>MetaTrader</w:t>
+      </w:r>
+      <w:proofErr w:type="spellEnd"/>
+      <w:r>
+        <w:t xml:space="preserve"> 4/5 platform exports, and public datasets (</w:t>
+      </w:r>
+      <w:proofErr w:type="spellStart"/>
+      <w:r>
+        <w:t>Kaggle</w:t>
+      </w:r>
+      <w:proofErr w:type="spellEnd"/>
+      <w:r>
+        <w:t>), normalizing all data into a unified schema with full source tracking.</w:t>
       </w:r>
     </w:p>
     <w:p>
@@ -1436,7 +1699,31 @@
         <w:spacing w:before="60" w:after="60"/>
       </w:pPr>
       <w:r>
-        <w:t>To develop a backtesting module that allows StrategyTrader users to define entry and exit rules, execute simulated trades against historical PriceBar data, and generate detailed performance reports including win rate, profit/loss, and maximum drawdown.</w:t>
+        <w:t xml:space="preserve">To develop a </w:t>
+      </w:r>
+      <w:proofErr w:type="spellStart"/>
+      <w:r>
+        <w:t>backtesting</w:t>
+      </w:r>
+      <w:proofErr w:type="spellEnd"/>
+      <w:r>
+        <w:t xml:space="preserve"> module that allows </w:t>
+      </w:r>
+      <w:proofErr w:type="spellStart"/>
+      <w:r>
+        <w:t>StrategyTrader</w:t>
+      </w:r>
+      <w:proofErr w:type="spellEnd"/>
+      <w:r>
+        <w:t xml:space="preserve"> users to define entry and exit rules, execute simulated trades against historical </w:t>
+      </w:r>
+      <w:proofErr w:type="spellStart"/>
+      <w:r>
+        <w:t>PriceBar</w:t>
+      </w:r>
+      <w:proofErr w:type="spellEnd"/>
+      <w:r>
+        <w:t xml:space="preserve"> data, and generate detailed performance reports including win rate, profit/loss, and maximum drawdown.</w:t>
       </w:r>
     </w:p>
     <w:p>
@@ -1449,7 +1736,23 @@
         <w:spacing w:before="60" w:after="60"/>
       </w:pPr>
       <w:r>
-        <w:t>To implement a user authentication and access control system that supports differentiated user roles (AnalystTrader and StrategyTrader), ensuring secure and role-appropriate access to data and analytical functions.</w:t>
+        <w:t>To implement a user authentication and access control system that supports differentiated user roles (</w:t>
+      </w:r>
+      <w:proofErr w:type="spellStart"/>
+      <w:r>
+        <w:t>AnalystTrader</w:t>
+      </w:r>
+      <w:proofErr w:type="spellEnd"/>
+      <w:r>
+        <w:t xml:space="preserve"> and </w:t>
+      </w:r>
+      <w:proofErr w:type="spellStart"/>
+      <w:r>
+        <w:t>StrategyTrader</w:t>
+      </w:r>
+      <w:proofErr w:type="spellEnd"/>
+      <w:r>
+        <w:t>), ensuring secure and role-appropriate access to data and analytical functions.</w:t>
       </w:r>
     </w:p>
     <w:p>
@@ -1463,7 +1766,23 @@
       </w:pPr>
       <w:r>
         <w:lastRenderedPageBreak/>
-        <w:t>To achieve query performance benchmarks enabling retrieval of one year of M1 data for a single currency pair (approximately 525,000 records) in under two seconds, through strategic use of composite indexes on (PairID, Timeframe, OpenTime).</w:t>
+        <w:t>To achieve query performance benchmarks enabling retrieval of one year of M1 data for a single currency pair (approximately 525,000 records) in under two seconds, through strategic use of composite indexes on (</w:t>
+      </w:r>
+      <w:proofErr w:type="spellStart"/>
+      <w:r>
+        <w:t>PairID</w:t>
+      </w:r>
+      <w:proofErr w:type="spellEnd"/>
+      <w:r>
+        <w:t xml:space="preserve">, Timeframe, </w:t>
+      </w:r>
+      <w:proofErr w:type="spellStart"/>
+      <w:r>
+        <w:t>OpenTime</w:t>
+      </w:r>
+      <w:proofErr w:type="spellEnd"/>
+      <w:r>
+        <w:t>).</w:t>
       </w:r>
     </w:p>
     <w:p>
@@ -1476,7 +1795,15 @@
         <w:spacing w:before="60" w:after="60"/>
       </w:pPr>
       <w:r>
-        <w:t>To support export of backtesting reports and query results in standard formats (CSV, JSON) for further analysis or academic reporting.</w:t>
+        <w:t xml:space="preserve">To support export of </w:t>
+      </w:r>
+      <w:proofErr w:type="spellStart"/>
+      <w:r>
+        <w:t>backtesting</w:t>
+      </w:r>
+      <w:proofErr w:type="spellEnd"/>
+      <w:r>
+        <w:t xml:space="preserve"> reports and query results in standard formats (CSV, JSON) for further analysis or academic reporting.</w:t>
       </w:r>
     </w:p>
     <w:p>
@@ -1509,22 +1836,17 @@
     </w:p>
     <w:p>
       <w:pPr>
-        <w:spacing w:before="100" w:after="100"/>
+        <w:spacing w:before="80" w:after="80"/>
+        <w:rPr>
+          <w:color w:val="5B9BD5" w:themeColor="accent1"/>
+        </w:rPr>
       </w:pPr>
       <w:r>
         <w:rPr>
-          <w:rFonts w:ascii="Courier New" w:eastAsia="Courier New" w:hAnsi="Courier New" w:cs="Courier New"/>
-          <w:color w:val="2E75B6"/>
-          <w:sz w:val="22"/>
-          <w:szCs w:val="22"/>
+          <w:color w:val="5B9BD5" w:themeColor="accent1"/>
         </w:rPr>
-        <w:t>https://github.com/saadasad78692-prog/FX-Nexus-Forex-Market-Data-Engine</w:t>
-      </w:r>
-    </w:p>
-    <w:p>
-      <w:pPr>
-        <w:spacing w:before="80" w:after="80"/>
-      </w:pPr>
+        <w:t>https://github.com/saadasad78692-prog/FX-Nexus-Forex-Market-Data-Engine.git</w:t>
+      </w:r>
     </w:p>
     <w:p>
       <w:r>
@@ -1751,6 +2073,7 @@
             </w:tcMar>
           </w:tcPr>
           <w:p>
+            <w:proofErr w:type="spellStart"/>
             <w:r>
               <w:rPr>
                 <w:sz w:val="22"/>
@@ -1758,6 +2081,7 @@
               </w:rPr>
               <w:t>CurrencyPair</w:t>
             </w:r>
+            <w:proofErr w:type="spellEnd"/>
           </w:p>
         </w:tc>
         <w:tc>
@@ -1837,6 +2161,7 @@
             </w:tcMar>
           </w:tcPr>
           <w:p>
+            <w:proofErr w:type="spellStart"/>
             <w:r>
               <w:rPr>
                 <w:sz w:val="22"/>
@@ -1844,6 +2169,7 @@
               </w:rPr>
               <w:t>DataSource</w:t>
             </w:r>
+            <w:proofErr w:type="spellEnd"/>
           </w:p>
         </w:tc>
         <w:tc>
@@ -1869,7 +2195,23 @@
                 <w:sz w:val="22"/>
                 <w:szCs w:val="22"/>
               </w:rPr>
-              <w:t>Represents the origin/provider of market data (e.g., Yahoo Finance, OANDA, MetaTrader 5). Tracks where each price record was obtained.</w:t>
+              <w:t xml:space="preserve">Represents the origin/provider of market data (e.g., Yahoo Finance, OANDA, </w:t>
+            </w:r>
+            <w:proofErr w:type="spellStart"/>
+            <w:r>
+              <w:rPr>
+                <w:sz w:val="22"/>
+                <w:szCs w:val="22"/>
+              </w:rPr>
+              <w:t>MetaTrader</w:t>
+            </w:r>
+            <w:proofErr w:type="spellEnd"/>
+            <w:r>
+              <w:rPr>
+                <w:sz w:val="22"/>
+                <w:szCs w:val="22"/>
+              </w:rPr>
+              <w:t xml:space="preserve"> 5). Tracks where each price record was obtained.</w:t>
             </w:r>
           </w:p>
         </w:tc>
@@ -1923,6 +2265,7 @@
             </w:tcMar>
           </w:tcPr>
           <w:p>
+            <w:proofErr w:type="spellStart"/>
             <w:r>
               <w:rPr>
                 <w:sz w:val="22"/>
@@ -1930,6 +2273,7 @@
               </w:rPr>
               <w:t>PriceBar</w:t>
             </w:r>
+            <w:proofErr w:type="spellEnd"/>
           </w:p>
         </w:tc>
         <w:tc>
@@ -2036,12 +2380,37 @@
             </w:tcMar>
           </w:tcPr>
           <w:p>
-            <w:r>
-              <w:rPr>
-                <w:sz w:val="22"/>
-                <w:szCs w:val="22"/>
-              </w:rPr>
-              <w:t>Supertype entity representing any system user who imports data, runs queries, or executes backtests. Contains shared identification attributes.</w:t>
+            <w:proofErr w:type="spellStart"/>
+            <w:r>
+              <w:rPr>
+                <w:sz w:val="22"/>
+                <w:szCs w:val="22"/>
+              </w:rPr>
+              <w:t>Supertype</w:t>
+            </w:r>
+            <w:proofErr w:type="spellEnd"/>
+            <w:r>
+              <w:rPr>
+                <w:sz w:val="22"/>
+                <w:szCs w:val="22"/>
+              </w:rPr>
+              <w:t xml:space="preserve"> entity representing any system user who imports data, runs queries, or executes </w:t>
+            </w:r>
+            <w:proofErr w:type="spellStart"/>
+            <w:r>
+              <w:rPr>
+                <w:sz w:val="22"/>
+                <w:szCs w:val="22"/>
+              </w:rPr>
+              <w:t>backtests</w:t>
+            </w:r>
+            <w:proofErr w:type="spellEnd"/>
+            <w:r>
+              <w:rPr>
+                <w:sz w:val="22"/>
+                <w:szCs w:val="22"/>
+              </w:rPr>
+              <w:t>. Contains shared identification attributes.</w:t>
             </w:r>
           </w:p>
         </w:tc>
@@ -2095,6 +2464,7 @@
             </w:tcMar>
           </w:tcPr>
           <w:p>
+            <w:proofErr w:type="spellStart"/>
             <w:r>
               <w:rPr>
                 <w:sz w:val="22"/>
@@ -2102,6 +2472,7 @@
               </w:rPr>
               <w:t>AnalystTrader</w:t>
             </w:r>
+            <w:proofErr w:type="spellEnd"/>
           </w:p>
         </w:tc>
         <w:tc>
@@ -2181,6 +2552,7 @@
             </w:tcMar>
           </w:tcPr>
           <w:p>
+            <w:proofErr w:type="spellStart"/>
             <w:r>
               <w:rPr>
                 <w:sz w:val="22"/>
@@ -2188,6 +2560,7 @@
               </w:rPr>
               <w:t>StrategyTrader</w:t>
             </w:r>
+            <w:proofErr w:type="spellEnd"/>
           </w:p>
         </w:tc>
         <w:tc>
@@ -2213,7 +2586,23 @@
                 <w:sz w:val="22"/>
                 <w:szCs w:val="22"/>
               </w:rPr>
-              <w:t>Subtype of Trader. Represents users who design, configure, and run backtesting strategies on historical data.</w:t>
+              <w:t xml:space="preserve">Subtype of Trader. Represents users who design, configure, and run </w:t>
+            </w:r>
+            <w:proofErr w:type="spellStart"/>
+            <w:r>
+              <w:rPr>
+                <w:sz w:val="22"/>
+                <w:szCs w:val="22"/>
+              </w:rPr>
+              <w:t>backtesting</w:t>
+            </w:r>
+            <w:proofErr w:type="spellEnd"/>
+            <w:r>
+              <w:rPr>
+                <w:sz w:val="22"/>
+                <w:szCs w:val="22"/>
+              </w:rPr>
+              <w:t xml:space="preserve"> strategies on historical data.</w:t>
             </w:r>
           </w:p>
         </w:tc>
@@ -2267,6 +2656,7 @@
             </w:tcMar>
           </w:tcPr>
           <w:p>
+            <w:proofErr w:type="spellStart"/>
             <w:r>
               <w:rPr>
                 <w:sz w:val="22"/>
@@ -2274,6 +2664,7 @@
               </w:rPr>
               <w:t>TechnicalIndicator</w:t>
             </w:r>
+            <w:proofErr w:type="spellEnd"/>
           </w:p>
         </w:tc>
         <w:tc>
@@ -2299,7 +2690,23 @@
                 <w:sz w:val="22"/>
                 <w:szCs w:val="22"/>
               </w:rPr>
-              <w:t>Stores computed indicator values (MA, RSI, MACD, etc.) linked to a specific PriceBar and currency pair. Derived analytical entity.</w:t>
+              <w:t xml:space="preserve">Stores computed indicator values (MA, RSI, MACD, etc.) linked to a specific </w:t>
+            </w:r>
+            <w:proofErr w:type="spellStart"/>
+            <w:r>
+              <w:rPr>
+                <w:sz w:val="22"/>
+                <w:szCs w:val="22"/>
+              </w:rPr>
+              <w:t>PriceBar</w:t>
+            </w:r>
+            <w:proofErr w:type="spellEnd"/>
+            <w:r>
+              <w:rPr>
+                <w:sz w:val="22"/>
+                <w:szCs w:val="22"/>
+              </w:rPr>
+              <w:t xml:space="preserve"> and currency pair. Derived analytical entity.</w:t>
             </w:r>
           </w:p>
         </w:tc>
@@ -2385,7 +2792,39 @@
                 <w:sz w:val="22"/>
                 <w:szCs w:val="22"/>
               </w:rPr>
-              <w:t>Defines a backtesting strategy: its entry/exit rules, indicator parameters, and trading logic created by a StrategyTrader.</w:t>
+              <w:t xml:space="preserve">Defines a </w:t>
+            </w:r>
+            <w:proofErr w:type="spellStart"/>
+            <w:r>
+              <w:rPr>
+                <w:sz w:val="22"/>
+                <w:szCs w:val="22"/>
+              </w:rPr>
+              <w:t>backtesting</w:t>
+            </w:r>
+            <w:proofErr w:type="spellEnd"/>
+            <w:r>
+              <w:rPr>
+                <w:sz w:val="22"/>
+                <w:szCs w:val="22"/>
+              </w:rPr>
+              <w:t xml:space="preserve"> strategy: its entry/exit rules, indicator parameters, and trading logic created by a </w:t>
+            </w:r>
+            <w:proofErr w:type="spellStart"/>
+            <w:r>
+              <w:rPr>
+                <w:sz w:val="22"/>
+                <w:szCs w:val="22"/>
+              </w:rPr>
+              <w:t>StrategyTrader</w:t>
+            </w:r>
+            <w:proofErr w:type="spellEnd"/>
+            <w:r>
+              <w:rPr>
+                <w:sz w:val="22"/>
+                <w:szCs w:val="22"/>
+              </w:rPr>
+              <w:t>.</w:t>
             </w:r>
           </w:p>
         </w:tc>
@@ -2439,6 +2878,7 @@
             </w:tcMar>
           </w:tcPr>
           <w:p>
+            <w:proofErr w:type="spellStart"/>
             <w:r>
               <w:rPr>
                 <w:sz w:val="22"/>
@@ -2446,6 +2886,7 @@
               </w:rPr>
               <w:t>BacktestReport</w:t>
             </w:r>
+            <w:proofErr w:type="spellEnd"/>
           </w:p>
         </w:tc>
         <w:tc>
@@ -2471,7 +2912,23 @@
                 <w:sz w:val="22"/>
                 <w:szCs w:val="22"/>
               </w:rPr>
-              <w:t>Records the outcome of executing a Strategy over a historical PriceBar dataset — including metrics like profit/loss, win rate, drawdown.</w:t>
+              <w:t xml:space="preserve">Records the outcome of executing a Strategy over a historical </w:t>
+            </w:r>
+            <w:proofErr w:type="spellStart"/>
+            <w:r>
+              <w:rPr>
+                <w:sz w:val="22"/>
+                <w:szCs w:val="22"/>
+              </w:rPr>
+              <w:t>PriceBar</w:t>
+            </w:r>
+            <w:proofErr w:type="spellEnd"/>
+            <w:r>
+              <w:rPr>
+                <w:sz w:val="22"/>
+                <w:szCs w:val="22"/>
+              </w:rPr>
+              <w:t xml:space="preserve"> dataset — including metrics like profit/loss, win rate, drawdown.</w:t>
             </w:r>
           </w:p>
         </w:tc>
@@ -2525,6 +2982,7 @@
             </w:tcMar>
           </w:tcPr>
           <w:p>
+            <w:proofErr w:type="spellStart"/>
             <w:r>
               <w:rPr>
                 <w:sz w:val="22"/>
@@ -2532,6 +2990,7 @@
               </w:rPr>
               <w:t>ImportJob</w:t>
             </w:r>
+            <w:proofErr w:type="spellEnd"/>
           </w:p>
         </w:tc>
         <w:tc>
@@ -2557,7 +3016,39 @@
                 <w:sz w:val="22"/>
                 <w:szCs w:val="22"/>
               </w:rPr>
-              <w:t>Represents a data ingestion job that a Trader initiates to pull data from a DataSource into the PriceBar table.</w:t>
+              <w:t xml:space="preserve">Represents a data ingestion job that a Trader initiates to pull data from a </w:t>
+            </w:r>
+            <w:proofErr w:type="spellStart"/>
+            <w:r>
+              <w:rPr>
+                <w:sz w:val="22"/>
+                <w:szCs w:val="22"/>
+              </w:rPr>
+              <w:t>DataSource</w:t>
+            </w:r>
+            <w:proofErr w:type="spellEnd"/>
+            <w:r>
+              <w:rPr>
+                <w:sz w:val="22"/>
+                <w:szCs w:val="22"/>
+              </w:rPr>
+              <w:t xml:space="preserve"> into the </w:t>
+            </w:r>
+            <w:proofErr w:type="spellStart"/>
+            <w:r>
+              <w:rPr>
+                <w:sz w:val="22"/>
+                <w:szCs w:val="22"/>
+              </w:rPr>
+              <w:t>PriceBar</w:t>
+            </w:r>
+            <w:proofErr w:type="spellEnd"/>
+            <w:r>
+              <w:rPr>
+                <w:sz w:val="22"/>
+                <w:szCs w:val="22"/>
+              </w:rPr>
+              <w:t xml:space="preserve"> table.</w:t>
             </w:r>
           </w:p>
         </w:tc>
@@ -2589,7 +3080,91 @@
           <w:color w:val="000000"/>
         </w:rPr>
         <w:lastRenderedPageBreak/>
-        <w:t>Note on Supertype–Subtype Structure: The Trader entity serves as a supertype for two specialized subtypes: AnalystTrader and StrategyTrader. Both subtypes share common identifying and authentication attributes inherited from Trader, while each adds role-specific attributes. This specialization is modeled using a shared primary key (TraderID) and a discriminator attribute (TraderType). The specialization is partial and exclusive — a trader may be either an analyst or a strategy user, but not both simultaneously.</w:t>
+        <w:t xml:space="preserve">Note on </w:t>
+      </w:r>
+      <w:proofErr w:type="spellStart"/>
+      <w:r>
+        <w:rPr>
+          <w:color w:val="000000"/>
+        </w:rPr>
+        <w:t>Supertype</w:t>
+      </w:r>
+      <w:proofErr w:type="spellEnd"/>
+      <w:r>
+        <w:rPr>
+          <w:color w:val="000000"/>
+        </w:rPr>
+        <w:t xml:space="preserve">–Subtype Structure: The Trader entity serves as a </w:t>
+      </w:r>
+      <w:proofErr w:type="spellStart"/>
+      <w:r>
+        <w:rPr>
+          <w:color w:val="000000"/>
+        </w:rPr>
+        <w:t>supertype</w:t>
+      </w:r>
+      <w:proofErr w:type="spellEnd"/>
+      <w:r>
+        <w:rPr>
+          <w:color w:val="000000"/>
+        </w:rPr>
+        <w:t xml:space="preserve"> for two specialized subtypes: </w:t>
+      </w:r>
+      <w:proofErr w:type="spellStart"/>
+      <w:r>
+        <w:rPr>
+          <w:color w:val="000000"/>
+        </w:rPr>
+        <w:t>AnalystTrader</w:t>
+      </w:r>
+      <w:proofErr w:type="spellEnd"/>
+      <w:r>
+        <w:rPr>
+          <w:color w:val="000000"/>
+        </w:rPr>
+        <w:t xml:space="preserve"> and </w:t>
+      </w:r>
+      <w:proofErr w:type="spellStart"/>
+      <w:r>
+        <w:rPr>
+          <w:color w:val="000000"/>
+        </w:rPr>
+        <w:t>StrategyTrader</w:t>
+      </w:r>
+      <w:proofErr w:type="spellEnd"/>
+      <w:r>
+        <w:rPr>
+          <w:color w:val="000000"/>
+        </w:rPr>
+        <w:t>. Both subtypes share common identifying and authentication attributes inherited from Trader, while each adds role-specific attributes. This specialization is modeled using a shared primary key (</w:t>
+      </w:r>
+      <w:proofErr w:type="spellStart"/>
+      <w:r>
+        <w:rPr>
+          <w:color w:val="000000"/>
+        </w:rPr>
+        <w:t>TraderID</w:t>
+      </w:r>
+      <w:proofErr w:type="spellEnd"/>
+      <w:r>
+        <w:rPr>
+          <w:color w:val="000000"/>
+        </w:rPr>
+        <w:t>) and a discriminator attribute (</w:t>
+      </w:r>
+      <w:proofErr w:type="spellStart"/>
+      <w:r>
+        <w:rPr>
+          <w:color w:val="000000"/>
+        </w:rPr>
+        <w:t>TraderType</w:t>
+      </w:r>
+      <w:proofErr w:type="spellEnd"/>
+      <w:r>
+        <w:rPr>
+          <w:color w:val="000000"/>
+        </w:rPr>
+        <w:t>). The specialization is partial and exclusive — a trader may be either an analyst or a strategy user, but not both simultaneously.</w:t>
       </w:r>
     </w:p>
     <w:p>
@@ -2643,8 +3218,20 @@
           <w:sz w:val="26"/>
           <w:szCs w:val="26"/>
         </w:rPr>
-        <w:t>2.2.1. CurrencyPair</w:t>
-      </w:r>
+        <w:t xml:space="preserve">2.2.1. </w:t>
+      </w:r>
+      <w:proofErr w:type="spellStart"/>
+      <w:r>
+        <w:rPr>
+          <w:b/>
+          <w:bCs/>
+          <w:color w:val="1F3864"/>
+          <w:sz w:val="26"/>
+          <w:szCs w:val="26"/>
+        </w:rPr>
+        <w:t>CurrencyPair</w:t>
+      </w:r>
+      <w:proofErr w:type="spellEnd"/>
     </w:p>
     <w:tbl>
       <w:tblPr>
@@ -2894,12 +3481,21 @@
             </w:tcMar>
           </w:tcPr>
           <w:p>
-            <w:r>
-              <w:rPr>
-                <w:sz w:val="22"/>
-                <w:szCs w:val="22"/>
-              </w:rPr>
-              <w:t>PairID (PK)</w:t>
+            <w:proofErr w:type="spellStart"/>
+            <w:r>
+              <w:rPr>
+                <w:sz w:val="22"/>
+                <w:szCs w:val="22"/>
+              </w:rPr>
+              <w:t>PairID</w:t>
+            </w:r>
+            <w:proofErr w:type="spellEnd"/>
+            <w:r>
+              <w:rPr>
+                <w:sz w:val="22"/>
+                <w:szCs w:val="22"/>
+              </w:rPr>
+              <w:t xml:space="preserve"> (PK)</w:t>
             </w:r>
           </w:p>
         </w:tc>
@@ -3034,6 +3630,7 @@
             </w:tcMar>
           </w:tcPr>
           <w:p>
+            <w:proofErr w:type="spellStart"/>
             <w:r>
               <w:rPr>
                 <w:sz w:val="22"/>
@@ -3041,6 +3638,7 @@
               </w:rPr>
               <w:t>BaseCurrency</w:t>
             </w:r>
+            <w:proofErr w:type="spellEnd"/>
           </w:p>
         </w:tc>
         <w:tc>
@@ -3174,6 +3772,7 @@
             </w:tcMar>
           </w:tcPr>
           <w:p>
+            <w:proofErr w:type="spellStart"/>
             <w:r>
               <w:rPr>
                 <w:sz w:val="22"/>
@@ -3181,6 +3780,7 @@
               </w:rPr>
               <w:t>QuoteCurrency</w:t>
             </w:r>
+            <w:proofErr w:type="spellEnd"/>
           </w:p>
         </w:tc>
         <w:tc>
@@ -3314,6 +3914,7 @@
             </w:tcMar>
           </w:tcPr>
           <w:p>
+            <w:proofErr w:type="spellStart"/>
             <w:r>
               <w:rPr>
                 <w:sz w:val="22"/>
@@ -3321,6 +3922,7 @@
               </w:rPr>
               <w:t>PairSymbol</w:t>
             </w:r>
+            <w:proofErr w:type="spellEnd"/>
           </w:p>
         </w:tc>
         <w:tc>
@@ -3454,6 +4056,7 @@
             </w:tcMar>
           </w:tcPr>
           <w:p>
+            <w:proofErr w:type="spellStart"/>
             <w:r>
               <w:rPr>
                 <w:sz w:val="22"/>
@@ -3461,6 +4064,7 @@
               </w:rPr>
               <w:t>PipValue</w:t>
             </w:r>
+            <w:proofErr w:type="spellEnd"/>
           </w:p>
         </w:tc>
         <w:tc>
@@ -3594,6 +4198,7 @@
             </w:tcMar>
           </w:tcPr>
           <w:p>
+            <w:proofErr w:type="spellStart"/>
             <w:r>
               <w:rPr>
                 <w:sz w:val="22"/>
@@ -3601,6 +4206,7 @@
               </w:rPr>
               <w:t>IsActive</w:t>
             </w:r>
+            <w:proofErr w:type="spellEnd"/>
           </w:p>
         </w:tc>
         <w:tc>
@@ -3699,7 +4305,29 @@
           <w:sz w:val="20"/>
           <w:szCs w:val="20"/>
         </w:rPr>
-        <w:t>Table 2: CurrencyPair Data Dictionary</w:t>
+        <w:t xml:space="preserve">Table 2: </w:t>
+      </w:r>
+      <w:proofErr w:type="spellStart"/>
+      <w:r>
+        <w:rPr>
+          <w:i/>
+          <w:iCs/>
+          <w:color w:val="555555"/>
+          <w:sz w:val="20"/>
+          <w:szCs w:val="20"/>
+        </w:rPr>
+        <w:t>CurrencyPair</w:t>
+      </w:r>
+      <w:proofErr w:type="spellEnd"/>
+      <w:r>
+        <w:rPr>
+          <w:i/>
+          <w:iCs/>
+          <w:color w:val="555555"/>
+          <w:sz w:val="20"/>
+          <w:szCs w:val="20"/>
+        </w:rPr>
+        <w:t xml:space="preserve"> Data Dictionary</w:t>
       </w:r>
     </w:p>
     <w:p>
@@ -3714,8 +4342,20 @@
           <w:sz w:val="26"/>
           <w:szCs w:val="26"/>
         </w:rPr>
-        <w:t>2.2.2. DataSource</w:t>
-      </w:r>
+        <w:t xml:space="preserve">2.2.2. </w:t>
+      </w:r>
+      <w:proofErr w:type="spellStart"/>
+      <w:r>
+        <w:rPr>
+          <w:b/>
+          <w:bCs/>
+          <w:color w:val="1F3864"/>
+          <w:sz w:val="26"/>
+          <w:szCs w:val="26"/>
+        </w:rPr>
+        <w:t>DataSource</w:t>
+      </w:r>
+      <w:proofErr w:type="spellEnd"/>
     </w:p>
     <w:tbl>
       <w:tblPr>
@@ -3965,12 +4605,21 @@
             </w:tcMar>
           </w:tcPr>
           <w:p>
-            <w:r>
-              <w:rPr>
-                <w:sz w:val="22"/>
-                <w:szCs w:val="22"/>
-              </w:rPr>
-              <w:t>SourceID (PK)</w:t>
+            <w:proofErr w:type="spellStart"/>
+            <w:r>
+              <w:rPr>
+                <w:sz w:val="22"/>
+                <w:szCs w:val="22"/>
+              </w:rPr>
+              <w:t>SourceID</w:t>
+            </w:r>
+            <w:proofErr w:type="spellEnd"/>
+            <w:r>
+              <w:rPr>
+                <w:sz w:val="22"/>
+                <w:szCs w:val="22"/>
+              </w:rPr>
+              <w:t xml:space="preserve"> (PK)</w:t>
             </w:r>
           </w:p>
         </w:tc>
@@ -4105,6 +4754,7 @@
             </w:tcMar>
           </w:tcPr>
           <w:p>
+            <w:proofErr w:type="spellStart"/>
             <w:r>
               <w:rPr>
                 <w:sz w:val="22"/>
@@ -4112,6 +4762,7 @@
               </w:rPr>
               <w:t>SourceName</w:t>
             </w:r>
+            <w:proofErr w:type="spellEnd"/>
           </w:p>
         </w:tc>
         <w:tc>
@@ -4245,6 +4896,7 @@
             </w:tcMar>
           </w:tcPr>
           <w:p>
+            <w:proofErr w:type="spellStart"/>
             <w:r>
               <w:rPr>
                 <w:sz w:val="22"/>
@@ -4252,6 +4904,7 @@
               </w:rPr>
               <w:t>SourceType</w:t>
             </w:r>
+            <w:proofErr w:type="spellEnd"/>
           </w:p>
         </w:tc>
         <w:tc>
@@ -4385,6 +5038,7 @@
             </w:tcMar>
           </w:tcPr>
           <w:p>
+            <w:proofErr w:type="spellStart"/>
             <w:r>
               <w:rPr>
                 <w:sz w:val="22"/>
@@ -4392,6 +5046,7 @@
               </w:rPr>
               <w:t>BaseURL</w:t>
             </w:r>
+            <w:proofErr w:type="spellEnd"/>
           </w:p>
         </w:tc>
         <w:tc>
@@ -4525,6 +5180,7 @@
             </w:tcMar>
           </w:tcPr>
           <w:p>
+            <w:proofErr w:type="spellStart"/>
             <w:r>
               <w:rPr>
                 <w:sz w:val="22"/>
@@ -4532,6 +5188,7 @@
               </w:rPr>
               <w:t>APIKey</w:t>
             </w:r>
+            <w:proofErr w:type="spellEnd"/>
           </w:p>
         </w:tc>
         <w:tc>
@@ -4666,6 +5323,7 @@
             </w:tcMar>
           </w:tcPr>
           <w:p>
+            <w:proofErr w:type="spellStart"/>
             <w:r>
               <w:rPr>
                 <w:sz w:val="22"/>
@@ -4673,6 +5331,7 @@
               </w:rPr>
               <w:t>LastSyncTime</w:t>
             </w:r>
+            <w:proofErr w:type="spellEnd"/>
           </w:p>
         </w:tc>
         <w:tc>
@@ -4771,7 +5430,29 @@
           <w:sz w:val="20"/>
           <w:szCs w:val="20"/>
         </w:rPr>
-        <w:t>Table 3: DataSource Data Dictionary</w:t>
+        <w:t xml:space="preserve">Table 3: </w:t>
+      </w:r>
+      <w:proofErr w:type="spellStart"/>
+      <w:r>
+        <w:rPr>
+          <w:i/>
+          <w:iCs/>
+          <w:color w:val="555555"/>
+          <w:sz w:val="20"/>
+          <w:szCs w:val="20"/>
+        </w:rPr>
+        <w:t>DataSource</w:t>
+      </w:r>
+      <w:proofErr w:type="spellEnd"/>
+      <w:r>
+        <w:rPr>
+          <w:i/>
+          <w:iCs/>
+          <w:color w:val="555555"/>
+          <w:sz w:val="20"/>
+          <w:szCs w:val="20"/>
+        </w:rPr>
+        <w:t xml:space="preserve"> Data Dictionary</w:t>
       </w:r>
     </w:p>
     <w:p>
@@ -4786,8 +5467,20 @@
           <w:sz w:val="26"/>
           <w:szCs w:val="26"/>
         </w:rPr>
-        <w:t>2.2.3. PriceBar</w:t>
-      </w:r>
+        <w:t xml:space="preserve">2.2.3. </w:t>
+      </w:r>
+      <w:proofErr w:type="spellStart"/>
+      <w:r>
+        <w:rPr>
+          <w:b/>
+          <w:bCs/>
+          <w:color w:val="1F3864"/>
+          <w:sz w:val="26"/>
+          <w:szCs w:val="26"/>
+        </w:rPr>
+        <w:t>PriceBar</w:t>
+      </w:r>
+      <w:proofErr w:type="spellEnd"/>
     </w:p>
     <w:tbl>
       <w:tblPr>
@@ -5037,12 +5730,21 @@
             </w:tcMar>
           </w:tcPr>
           <w:p>
-            <w:r>
-              <w:rPr>
-                <w:sz w:val="22"/>
-                <w:szCs w:val="22"/>
-              </w:rPr>
-              <w:t>BarID (PK)</w:t>
+            <w:proofErr w:type="spellStart"/>
+            <w:r>
+              <w:rPr>
+                <w:sz w:val="22"/>
+                <w:szCs w:val="22"/>
+              </w:rPr>
+              <w:t>BarID</w:t>
+            </w:r>
+            <w:proofErr w:type="spellEnd"/>
+            <w:r>
+              <w:rPr>
+                <w:sz w:val="22"/>
+                <w:szCs w:val="22"/>
+              </w:rPr>
+              <w:t xml:space="preserve"> (PK)</w:t>
             </w:r>
           </w:p>
         </w:tc>
@@ -5177,12 +5879,21 @@
             </w:tcMar>
           </w:tcPr>
           <w:p>
-            <w:r>
-              <w:rPr>
-                <w:sz w:val="22"/>
-                <w:szCs w:val="22"/>
-              </w:rPr>
-              <w:t>PairID (FK)</w:t>
+            <w:proofErr w:type="spellStart"/>
+            <w:r>
+              <w:rPr>
+                <w:sz w:val="22"/>
+                <w:szCs w:val="22"/>
+              </w:rPr>
+              <w:t>PairID</w:t>
+            </w:r>
+            <w:proofErr w:type="spellEnd"/>
+            <w:r>
+              <w:rPr>
+                <w:sz w:val="22"/>
+                <w:szCs w:val="22"/>
+              </w:rPr>
+              <w:t xml:space="preserve"> (FK)</w:t>
             </w:r>
           </w:p>
         </w:tc>
@@ -5263,7 +5974,23 @@
                 <w:sz w:val="22"/>
                 <w:szCs w:val="22"/>
               </w:rPr>
-              <w:t>References CurrencyPair.PairID — identifies the traded pair.</w:t>
+              <w:t xml:space="preserve">References </w:t>
+            </w:r>
+            <w:proofErr w:type="spellStart"/>
+            <w:r>
+              <w:rPr>
+                <w:sz w:val="22"/>
+                <w:szCs w:val="22"/>
+              </w:rPr>
+              <w:t>CurrencyPair.PairID</w:t>
+            </w:r>
+            <w:proofErr w:type="spellEnd"/>
+            <w:r>
+              <w:rPr>
+                <w:sz w:val="22"/>
+                <w:szCs w:val="22"/>
+              </w:rPr>
+              <w:t xml:space="preserve"> — identifies the traded pair.</w:t>
             </w:r>
           </w:p>
         </w:tc>
@@ -5317,12 +6044,21 @@
             </w:tcMar>
           </w:tcPr>
           <w:p>
-            <w:r>
-              <w:rPr>
-                <w:sz w:val="22"/>
-                <w:szCs w:val="22"/>
-              </w:rPr>
-              <w:t>SourceID (FK)</w:t>
+            <w:proofErr w:type="spellStart"/>
+            <w:r>
+              <w:rPr>
+                <w:sz w:val="22"/>
+                <w:szCs w:val="22"/>
+              </w:rPr>
+              <w:t>SourceID</w:t>
+            </w:r>
+            <w:proofErr w:type="spellEnd"/>
+            <w:r>
+              <w:rPr>
+                <w:sz w:val="22"/>
+                <w:szCs w:val="22"/>
+              </w:rPr>
+              <w:t xml:space="preserve"> (FK)</w:t>
             </w:r>
           </w:p>
         </w:tc>
@@ -5403,7 +6139,23 @@
                 <w:sz w:val="22"/>
                 <w:szCs w:val="22"/>
               </w:rPr>
-              <w:t>References DataSource.SourceID — identifies data origin.</w:t>
+              <w:t xml:space="preserve">References </w:t>
+            </w:r>
+            <w:proofErr w:type="spellStart"/>
+            <w:r>
+              <w:rPr>
+                <w:sz w:val="22"/>
+                <w:szCs w:val="22"/>
+              </w:rPr>
+              <w:t>DataSource.SourceID</w:t>
+            </w:r>
+            <w:proofErr w:type="spellEnd"/>
+            <w:r>
+              <w:rPr>
+                <w:sz w:val="22"/>
+                <w:szCs w:val="22"/>
+              </w:rPr>
+              <w:t xml:space="preserve"> — identifies data origin.</w:t>
             </w:r>
           </w:p>
         </w:tc>
@@ -5597,6 +6349,7 @@
             </w:tcMar>
           </w:tcPr>
           <w:p>
+            <w:proofErr w:type="spellStart"/>
             <w:r>
               <w:rPr>
                 <w:sz w:val="22"/>
@@ -5604,6 +6357,7 @@
               </w:rPr>
               <w:t>OpenTime</w:t>
             </w:r>
+            <w:proofErr w:type="spellEnd"/>
           </w:p>
         </w:tc>
         <w:tc>
@@ -5737,6 +6491,7 @@
             </w:tcMar>
           </w:tcPr>
           <w:p>
+            <w:proofErr w:type="spellStart"/>
             <w:r>
               <w:rPr>
                 <w:sz w:val="22"/>
@@ -5744,6 +6499,7 @@
               </w:rPr>
               <w:t>OpenPrice</w:t>
             </w:r>
+            <w:proofErr w:type="spellEnd"/>
           </w:p>
         </w:tc>
         <w:tc>
@@ -5877,6 +6633,7 @@
             </w:tcMar>
           </w:tcPr>
           <w:p>
+            <w:proofErr w:type="spellStart"/>
             <w:r>
               <w:rPr>
                 <w:sz w:val="22"/>
@@ -5884,6 +6641,7 @@
               </w:rPr>
               <w:t>HighPrice</w:t>
             </w:r>
+            <w:proofErr w:type="spellEnd"/>
           </w:p>
         </w:tc>
         <w:tc>
@@ -6017,6 +6775,7 @@
             </w:tcMar>
           </w:tcPr>
           <w:p>
+            <w:proofErr w:type="spellStart"/>
             <w:r>
               <w:rPr>
                 <w:sz w:val="22"/>
@@ -6024,6 +6783,7 @@
               </w:rPr>
               <w:t>LowPrice</w:t>
             </w:r>
+            <w:proofErr w:type="spellEnd"/>
           </w:p>
         </w:tc>
         <w:tc>
@@ -6157,6 +6917,7 @@
             </w:tcMar>
           </w:tcPr>
           <w:p>
+            <w:proofErr w:type="spellStart"/>
             <w:r>
               <w:rPr>
                 <w:sz w:val="22"/>
@@ -6164,6 +6925,7 @@
               </w:rPr>
               <w:t>ClosePrice</w:t>
             </w:r>
+            <w:proofErr w:type="spellEnd"/>
           </w:p>
         </w:tc>
         <w:tc>
@@ -6402,7 +7164,29 @@
           <w:sz w:val="20"/>
           <w:szCs w:val="20"/>
         </w:rPr>
-        <w:t>Table 4: PriceBar Data Dictionary</w:t>
+        <w:t xml:space="preserve">Table 4: </w:t>
+      </w:r>
+      <w:proofErr w:type="spellStart"/>
+      <w:r>
+        <w:rPr>
+          <w:i/>
+          <w:iCs/>
+          <w:color w:val="555555"/>
+          <w:sz w:val="20"/>
+          <w:szCs w:val="20"/>
+        </w:rPr>
+        <w:t>PriceBar</w:t>
+      </w:r>
+      <w:proofErr w:type="spellEnd"/>
+      <w:r>
+        <w:rPr>
+          <w:i/>
+          <w:iCs/>
+          <w:color w:val="555555"/>
+          <w:sz w:val="20"/>
+          <w:szCs w:val="20"/>
+        </w:rPr>
+        <w:t xml:space="preserve"> Data Dictionary</w:t>
       </w:r>
     </w:p>
     <w:p>
@@ -6423,7 +7207,29 @@
           <w:szCs w:val="26"/>
         </w:rPr>
         <w:lastRenderedPageBreak/>
-        <w:t>2.2.4. Trader (Supertype)</w:t>
+        <w:t>2.2.4. Trader (</w:t>
+      </w:r>
+      <w:proofErr w:type="spellStart"/>
+      <w:r>
+        <w:rPr>
+          <w:b/>
+          <w:bCs/>
+          <w:color w:val="1F3864"/>
+          <w:sz w:val="26"/>
+          <w:szCs w:val="26"/>
+        </w:rPr>
+        <w:t>Supertype</w:t>
+      </w:r>
+      <w:proofErr w:type="spellEnd"/>
+      <w:r>
+        <w:rPr>
+          <w:b/>
+          <w:bCs/>
+          <w:color w:val="1F3864"/>
+          <w:sz w:val="26"/>
+          <w:szCs w:val="26"/>
+        </w:rPr>
+        <w:t>)</w:t>
       </w:r>
     </w:p>
     <w:tbl>
@@ -6674,12 +7480,21 @@
             </w:tcMar>
           </w:tcPr>
           <w:p>
-            <w:r>
-              <w:rPr>
-                <w:sz w:val="22"/>
-                <w:szCs w:val="22"/>
-              </w:rPr>
-              <w:t>TraderID (PK)</w:t>
+            <w:proofErr w:type="spellStart"/>
+            <w:r>
+              <w:rPr>
+                <w:sz w:val="22"/>
+                <w:szCs w:val="22"/>
+              </w:rPr>
+              <w:t>TraderID</w:t>
+            </w:r>
+            <w:proofErr w:type="spellEnd"/>
+            <w:r>
+              <w:rPr>
+                <w:sz w:val="22"/>
+                <w:szCs w:val="22"/>
+              </w:rPr>
+              <w:t xml:space="preserve"> (PK)</w:t>
             </w:r>
           </w:p>
         </w:tc>
@@ -6814,6 +7629,7 @@
             </w:tcMar>
           </w:tcPr>
           <w:p>
+            <w:proofErr w:type="spellStart"/>
             <w:r>
               <w:rPr>
                 <w:sz w:val="22"/>
@@ -6821,6 +7637,7 @@
               </w:rPr>
               <w:t>FullName</w:t>
             </w:r>
+            <w:proofErr w:type="spellEnd"/>
           </w:p>
         </w:tc>
         <w:tc>
@@ -7094,6 +7911,7 @@
             </w:tcMar>
           </w:tcPr>
           <w:p>
+            <w:proofErr w:type="spellStart"/>
             <w:r>
               <w:rPr>
                 <w:sz w:val="22"/>
@@ -7101,6 +7919,7 @@
               </w:rPr>
               <w:t>PasswordHash</w:t>
             </w:r>
+            <w:proofErr w:type="spellEnd"/>
           </w:p>
         </w:tc>
         <w:tc>
@@ -7175,12 +7994,21 @@
             </w:tcMar>
           </w:tcPr>
           <w:p>
-            <w:r>
-              <w:rPr>
-                <w:sz w:val="22"/>
-                <w:szCs w:val="22"/>
-              </w:rPr>
-              <w:t>Bcrypt-hashed password for secure authentication.</w:t>
+            <w:proofErr w:type="spellStart"/>
+            <w:r>
+              <w:rPr>
+                <w:sz w:val="22"/>
+                <w:szCs w:val="22"/>
+              </w:rPr>
+              <w:t>Bcrypt</w:t>
+            </w:r>
+            <w:proofErr w:type="spellEnd"/>
+            <w:r>
+              <w:rPr>
+                <w:sz w:val="22"/>
+                <w:szCs w:val="22"/>
+              </w:rPr>
+              <w:t>-hashed password for secure authentication.</w:t>
             </w:r>
           </w:p>
         </w:tc>
@@ -7234,6 +8062,7 @@
             </w:tcMar>
           </w:tcPr>
           <w:p>
+            <w:proofErr w:type="spellStart"/>
             <w:r>
               <w:rPr>
                 <w:sz w:val="22"/>
@@ -7241,6 +8070,7 @@
               </w:rPr>
               <w:t>TraderType</w:t>
             </w:r>
+            <w:proofErr w:type="spellEnd"/>
           </w:p>
         </w:tc>
         <w:tc>
@@ -7374,6 +8204,7 @@
             </w:tcMar>
           </w:tcPr>
           <w:p>
+            <w:proofErr w:type="spellStart"/>
             <w:r>
               <w:rPr>
                 <w:sz w:val="22"/>
@@ -7381,6 +8212,7 @@
               </w:rPr>
               <w:t>CreatedAt</w:t>
             </w:r>
+            <w:proofErr w:type="spellEnd"/>
           </w:p>
         </w:tc>
         <w:tc>
@@ -7479,7 +8311,29 @@
           <w:sz w:val="20"/>
           <w:szCs w:val="20"/>
         </w:rPr>
-        <w:t>Table 5: Trader Supertype Data Dictionary</w:t>
+        <w:t xml:space="preserve">Table 5: Trader </w:t>
+      </w:r>
+      <w:proofErr w:type="spellStart"/>
+      <w:r>
+        <w:rPr>
+          <w:i/>
+          <w:iCs/>
+          <w:color w:val="555555"/>
+          <w:sz w:val="20"/>
+          <w:szCs w:val="20"/>
+        </w:rPr>
+        <w:t>Supertype</w:t>
+      </w:r>
+      <w:proofErr w:type="spellEnd"/>
+      <w:r>
+        <w:rPr>
+          <w:i/>
+          <w:iCs/>
+          <w:color w:val="555555"/>
+          <w:sz w:val="20"/>
+          <w:szCs w:val="20"/>
+        </w:rPr>
+        <w:t xml:space="preserve"> Data Dictionary</w:t>
       </w:r>
     </w:p>
     <w:p>
@@ -7494,7 +8348,29 @@
           <w:sz w:val="26"/>
           <w:szCs w:val="26"/>
         </w:rPr>
-        <w:t>2.2.5. AnalystTrader (Subtype)</w:t>
+        <w:t xml:space="preserve">2.2.5. </w:t>
+      </w:r>
+      <w:proofErr w:type="spellStart"/>
+      <w:r>
+        <w:rPr>
+          <w:b/>
+          <w:bCs/>
+          <w:color w:val="1F3864"/>
+          <w:sz w:val="26"/>
+          <w:szCs w:val="26"/>
+        </w:rPr>
+        <w:t>AnalystTrader</w:t>
+      </w:r>
+      <w:proofErr w:type="spellEnd"/>
+      <w:r>
+        <w:rPr>
+          <w:b/>
+          <w:bCs/>
+          <w:color w:val="1F3864"/>
+          <w:sz w:val="26"/>
+          <w:szCs w:val="26"/>
+        </w:rPr>
+        <w:t xml:space="preserve"> (Subtype)</w:t>
       </w:r>
     </w:p>
     <w:tbl>
@@ -7745,12 +8621,21 @@
             </w:tcMar>
           </w:tcPr>
           <w:p>
-            <w:r>
-              <w:rPr>
-                <w:sz w:val="22"/>
-                <w:szCs w:val="22"/>
-              </w:rPr>
-              <w:t>TraderID (PK,FK)</w:t>
+            <w:proofErr w:type="spellStart"/>
+            <w:r>
+              <w:rPr>
+                <w:sz w:val="22"/>
+                <w:szCs w:val="22"/>
+              </w:rPr>
+              <w:t>TraderID</w:t>
+            </w:r>
+            <w:proofErr w:type="spellEnd"/>
+            <w:r>
+              <w:rPr>
+                <w:sz w:val="22"/>
+                <w:szCs w:val="22"/>
+              </w:rPr>
+              <w:t xml:space="preserve"> (PK,FK)</w:t>
             </w:r>
           </w:p>
         </w:tc>
@@ -7831,7 +8716,23 @@
                 <w:sz w:val="22"/>
                 <w:szCs w:val="22"/>
               </w:rPr>
-              <w:t>References Trader.TraderID (shared primary key via specialization).</w:t>
+              <w:t xml:space="preserve">References </w:t>
+            </w:r>
+            <w:proofErr w:type="spellStart"/>
+            <w:r>
+              <w:rPr>
+                <w:sz w:val="22"/>
+                <w:szCs w:val="22"/>
+              </w:rPr>
+              <w:t>Trader.TraderID</w:t>
+            </w:r>
+            <w:proofErr w:type="spellEnd"/>
+            <w:r>
+              <w:rPr>
+                <w:sz w:val="22"/>
+                <w:szCs w:val="22"/>
+              </w:rPr>
+              <w:t xml:space="preserve"> (shared primary key via specialization).</w:t>
             </w:r>
           </w:p>
         </w:tc>
@@ -7885,6 +8786,7 @@
             </w:tcMar>
           </w:tcPr>
           <w:p>
+            <w:proofErr w:type="spellStart"/>
             <w:r>
               <w:rPr>
                 <w:sz w:val="22"/>
@@ -7892,6 +8794,7 @@
               </w:rPr>
               <w:t>PreferredIndicators</w:t>
             </w:r>
+            <w:proofErr w:type="spellEnd"/>
           </w:p>
         </w:tc>
         <w:tc>
@@ -8025,6 +8928,7 @@
             </w:tcMar>
           </w:tcPr>
           <w:p>
+            <w:proofErr w:type="spellStart"/>
             <w:r>
               <w:rPr>
                 <w:sz w:val="22"/>
@@ -8032,6 +8936,7 @@
               </w:rPr>
               <w:t>QueryHistoryLimit</w:t>
             </w:r>
+            <w:proofErr w:type="spellEnd"/>
           </w:p>
         </w:tc>
         <w:tc>
@@ -8130,7 +9035,29 @@
           <w:sz w:val="20"/>
           <w:szCs w:val="20"/>
         </w:rPr>
-        <w:t>Table 6: AnalystTrader Subtype Data Dictionary</w:t>
+        <w:t xml:space="preserve">Table 6: </w:t>
+      </w:r>
+      <w:proofErr w:type="spellStart"/>
+      <w:r>
+        <w:rPr>
+          <w:i/>
+          <w:iCs/>
+          <w:color w:val="555555"/>
+          <w:sz w:val="20"/>
+          <w:szCs w:val="20"/>
+        </w:rPr>
+        <w:t>AnalystTrader</w:t>
+      </w:r>
+      <w:proofErr w:type="spellEnd"/>
+      <w:r>
+        <w:rPr>
+          <w:i/>
+          <w:iCs/>
+          <w:color w:val="555555"/>
+          <w:sz w:val="20"/>
+          <w:szCs w:val="20"/>
+        </w:rPr>
+        <w:t xml:space="preserve"> Subtype Data Dictionary</w:t>
       </w:r>
     </w:p>
     <w:p>
@@ -8145,7 +9072,29 @@
           <w:sz w:val="26"/>
           <w:szCs w:val="26"/>
         </w:rPr>
-        <w:t>2.2.6. StrategyTrader (Subtype)</w:t>
+        <w:t xml:space="preserve">2.2.6. </w:t>
+      </w:r>
+      <w:proofErr w:type="spellStart"/>
+      <w:r>
+        <w:rPr>
+          <w:b/>
+          <w:bCs/>
+          <w:color w:val="1F3864"/>
+          <w:sz w:val="26"/>
+          <w:szCs w:val="26"/>
+        </w:rPr>
+        <w:t>StrategyTrader</w:t>
+      </w:r>
+      <w:proofErr w:type="spellEnd"/>
+      <w:r>
+        <w:rPr>
+          <w:b/>
+          <w:bCs/>
+          <w:color w:val="1F3864"/>
+          <w:sz w:val="26"/>
+          <w:szCs w:val="26"/>
+        </w:rPr>
+        <w:t xml:space="preserve"> (Subtype)</w:t>
       </w:r>
     </w:p>
     <w:tbl>
@@ -8396,12 +9345,21 @@
             </w:tcMar>
           </w:tcPr>
           <w:p>
-            <w:r>
-              <w:rPr>
-                <w:sz w:val="22"/>
-                <w:szCs w:val="22"/>
-              </w:rPr>
-              <w:t>TraderID (PK,FK)</w:t>
+            <w:proofErr w:type="spellStart"/>
+            <w:r>
+              <w:rPr>
+                <w:sz w:val="22"/>
+                <w:szCs w:val="22"/>
+              </w:rPr>
+              <w:t>TraderID</w:t>
+            </w:r>
+            <w:proofErr w:type="spellEnd"/>
+            <w:r>
+              <w:rPr>
+                <w:sz w:val="22"/>
+                <w:szCs w:val="22"/>
+              </w:rPr>
+              <w:t xml:space="preserve"> (PK,FK)</w:t>
             </w:r>
           </w:p>
         </w:tc>
@@ -8482,7 +9440,23 @@
                 <w:sz w:val="22"/>
                 <w:szCs w:val="22"/>
               </w:rPr>
-              <w:t>References Trader.TraderID (shared primary key via specialization).</w:t>
+              <w:t xml:space="preserve">References </w:t>
+            </w:r>
+            <w:proofErr w:type="spellStart"/>
+            <w:r>
+              <w:rPr>
+                <w:sz w:val="22"/>
+                <w:szCs w:val="22"/>
+              </w:rPr>
+              <w:t>Trader.TraderID</w:t>
+            </w:r>
+            <w:proofErr w:type="spellEnd"/>
+            <w:r>
+              <w:rPr>
+                <w:sz w:val="22"/>
+                <w:szCs w:val="22"/>
+              </w:rPr>
+              <w:t xml:space="preserve"> (shared primary key via specialization).</w:t>
             </w:r>
           </w:p>
         </w:tc>
@@ -8536,6 +9510,7 @@
             </w:tcMar>
           </w:tcPr>
           <w:p>
+            <w:proofErr w:type="spellStart"/>
             <w:r>
               <w:rPr>
                 <w:sz w:val="22"/>
@@ -8543,6 +9518,7 @@
               </w:rPr>
               <w:t>RiskTolerance</w:t>
             </w:r>
+            <w:proofErr w:type="spellEnd"/>
           </w:p>
         </w:tc>
         <w:tc>
@@ -8677,6 +9653,7 @@
             </w:tcMar>
           </w:tcPr>
           <w:p>
+            <w:proofErr w:type="spellStart"/>
             <w:r>
               <w:rPr>
                 <w:sz w:val="22"/>
@@ -8684,6 +9661,7 @@
               </w:rPr>
               <w:t>DefaultLotSize</w:t>
             </w:r>
+            <w:proofErr w:type="spellEnd"/>
           </w:p>
         </w:tc>
         <w:tc>
@@ -8763,7 +9741,23 @@
                 <w:sz w:val="22"/>
                 <w:szCs w:val="22"/>
               </w:rPr>
-              <w:t>Default position size in lots for backtesting strategies.</w:t>
+              <w:t xml:space="preserve">Default position size in lots for </w:t>
+            </w:r>
+            <w:proofErr w:type="spellStart"/>
+            <w:r>
+              <w:rPr>
+                <w:sz w:val="22"/>
+                <w:szCs w:val="22"/>
+              </w:rPr>
+              <w:t>backtesting</w:t>
+            </w:r>
+            <w:proofErr w:type="spellEnd"/>
+            <w:r>
+              <w:rPr>
+                <w:sz w:val="22"/>
+                <w:szCs w:val="22"/>
+              </w:rPr>
+              <w:t xml:space="preserve"> strategies.</w:t>
             </w:r>
           </w:p>
         </w:tc>
@@ -8817,6 +9811,7 @@
             </w:tcMar>
           </w:tcPr>
           <w:p>
+            <w:proofErr w:type="spellStart"/>
             <w:r>
               <w:rPr>
                 <w:sz w:val="22"/>
@@ -8824,6 +9819,7 @@
               </w:rPr>
               <w:t>MaxDrawdownPct</w:t>
             </w:r>
+            <w:proofErr w:type="spellEnd"/>
           </w:p>
         </w:tc>
         <w:tc>
@@ -8922,7 +9918,29 @@
           <w:sz w:val="20"/>
           <w:szCs w:val="20"/>
         </w:rPr>
-        <w:t>Table 7: StrategyTrader Subtype Data Dictionary</w:t>
+        <w:t xml:space="preserve">Table 7: </w:t>
+      </w:r>
+      <w:proofErr w:type="spellStart"/>
+      <w:r>
+        <w:rPr>
+          <w:i/>
+          <w:iCs/>
+          <w:color w:val="555555"/>
+          <w:sz w:val="20"/>
+          <w:szCs w:val="20"/>
+        </w:rPr>
+        <w:t>StrategyTrader</w:t>
+      </w:r>
+      <w:proofErr w:type="spellEnd"/>
+      <w:r>
+        <w:rPr>
+          <w:i/>
+          <w:iCs/>
+          <w:color w:val="555555"/>
+          <w:sz w:val="20"/>
+          <w:szCs w:val="20"/>
+        </w:rPr>
+        <w:t xml:space="preserve"> Subtype Data Dictionary</w:t>
       </w:r>
     </w:p>
     <w:p>
@@ -8937,8 +9955,20 @@
           <w:sz w:val="26"/>
           <w:szCs w:val="26"/>
         </w:rPr>
-        <w:t>2.2.7. TechnicalIndicator</w:t>
-      </w:r>
+        <w:t xml:space="preserve">2.2.7. </w:t>
+      </w:r>
+      <w:proofErr w:type="spellStart"/>
+      <w:r>
+        <w:rPr>
+          <w:b/>
+          <w:bCs/>
+          <w:color w:val="1F3864"/>
+          <w:sz w:val="26"/>
+          <w:szCs w:val="26"/>
+        </w:rPr>
+        <w:t>TechnicalIndicator</w:t>
+      </w:r>
+      <w:proofErr w:type="spellEnd"/>
     </w:p>
     <w:tbl>
       <w:tblPr>
@@ -9188,12 +10218,21 @@
             </w:tcMar>
           </w:tcPr>
           <w:p>
-            <w:r>
-              <w:rPr>
-                <w:sz w:val="22"/>
-                <w:szCs w:val="22"/>
-              </w:rPr>
-              <w:t>IndicatorID (PK)</w:t>
+            <w:proofErr w:type="spellStart"/>
+            <w:r>
+              <w:rPr>
+                <w:sz w:val="22"/>
+                <w:szCs w:val="22"/>
+              </w:rPr>
+              <w:t>IndicatorID</w:t>
+            </w:r>
+            <w:proofErr w:type="spellEnd"/>
+            <w:r>
+              <w:rPr>
+                <w:sz w:val="22"/>
+                <w:szCs w:val="22"/>
+              </w:rPr>
+              <w:t xml:space="preserve"> (PK)</w:t>
             </w:r>
           </w:p>
         </w:tc>
@@ -9328,12 +10367,21 @@
             </w:tcMar>
           </w:tcPr>
           <w:p>
-            <w:r>
-              <w:rPr>
-                <w:sz w:val="22"/>
-                <w:szCs w:val="22"/>
-              </w:rPr>
-              <w:t>BarID (FK)</w:t>
+            <w:proofErr w:type="spellStart"/>
+            <w:r>
+              <w:rPr>
+                <w:sz w:val="22"/>
+                <w:szCs w:val="22"/>
+              </w:rPr>
+              <w:t>BarID</w:t>
+            </w:r>
+            <w:proofErr w:type="spellEnd"/>
+            <w:r>
+              <w:rPr>
+                <w:sz w:val="22"/>
+                <w:szCs w:val="22"/>
+              </w:rPr>
+              <w:t xml:space="preserve"> (FK)</w:t>
             </w:r>
           </w:p>
         </w:tc>
@@ -9414,7 +10462,23 @@
                 <w:sz w:val="22"/>
                 <w:szCs w:val="22"/>
               </w:rPr>
-              <w:t>References PriceBar.BarID — the candle this indicator relates to.</w:t>
+              <w:t xml:space="preserve">References </w:t>
+            </w:r>
+            <w:proofErr w:type="spellStart"/>
+            <w:r>
+              <w:rPr>
+                <w:sz w:val="22"/>
+                <w:szCs w:val="22"/>
+              </w:rPr>
+              <w:t>PriceBar.BarID</w:t>
+            </w:r>
+            <w:proofErr w:type="spellEnd"/>
+            <w:r>
+              <w:rPr>
+                <w:sz w:val="22"/>
+                <w:szCs w:val="22"/>
+              </w:rPr>
+              <w:t xml:space="preserve"> — the candle this indicator relates to.</w:t>
             </w:r>
           </w:p>
         </w:tc>
@@ -9468,6 +10532,7 @@
             </w:tcMar>
           </w:tcPr>
           <w:p>
+            <w:proofErr w:type="spellStart"/>
             <w:r>
               <w:rPr>
                 <w:sz w:val="22"/>
@@ -9475,6 +10540,7 @@
               </w:rPr>
               <w:t>IndicatorType</w:t>
             </w:r>
+            <w:proofErr w:type="spellEnd"/>
           </w:p>
         </w:tc>
         <w:tc>
@@ -9554,7 +10620,23 @@
                 <w:sz w:val="22"/>
                 <w:szCs w:val="22"/>
               </w:rPr>
-              <w:t>Type of indicator: 'MA', 'RSI', 'MACD', 'BollingerBand', etc.</w:t>
+              <w:t>Type of indicator: 'MA', 'RSI', 'MACD', '</w:t>
+            </w:r>
+            <w:proofErr w:type="spellStart"/>
+            <w:r>
+              <w:rPr>
+                <w:sz w:val="22"/>
+                <w:szCs w:val="22"/>
+              </w:rPr>
+              <w:t>BollingerBand</w:t>
+            </w:r>
+            <w:proofErr w:type="spellEnd"/>
+            <w:r>
+              <w:rPr>
+                <w:sz w:val="22"/>
+                <w:szCs w:val="22"/>
+              </w:rPr>
+              <w:t>', etc.</w:t>
             </w:r>
           </w:p>
         </w:tc>
@@ -10168,6 +11250,7 @@
             </w:tcMar>
           </w:tcPr>
           <w:p>
+            <w:proofErr w:type="spellStart"/>
             <w:r>
               <w:rPr>
                 <w:sz w:val="22"/>
@@ -10175,6 +11258,7 @@
               </w:rPr>
               <w:t>ComputedAt</w:t>
             </w:r>
+            <w:proofErr w:type="spellEnd"/>
           </w:p>
         </w:tc>
         <w:tc>
@@ -10273,7 +11357,29 @@
           <w:sz w:val="20"/>
           <w:szCs w:val="20"/>
         </w:rPr>
-        <w:t>Table 8: TechnicalIndicator Data Dictionary</w:t>
+        <w:t xml:space="preserve">Table 8: </w:t>
+      </w:r>
+      <w:proofErr w:type="spellStart"/>
+      <w:r>
+        <w:rPr>
+          <w:i/>
+          <w:iCs/>
+          <w:color w:val="555555"/>
+          <w:sz w:val="20"/>
+          <w:szCs w:val="20"/>
+        </w:rPr>
+        <w:t>TechnicalIndicator</w:t>
+      </w:r>
+      <w:proofErr w:type="spellEnd"/>
+      <w:r>
+        <w:rPr>
+          <w:i/>
+          <w:iCs/>
+          <w:color w:val="555555"/>
+          <w:sz w:val="20"/>
+          <w:szCs w:val="20"/>
+        </w:rPr>
+        <w:t xml:space="preserve"> Data Dictionary</w:t>
       </w:r>
     </w:p>
     <w:p>
@@ -10545,12 +11651,21 @@
             </w:tcMar>
           </w:tcPr>
           <w:p>
-            <w:r>
-              <w:rPr>
-                <w:sz w:val="22"/>
-                <w:szCs w:val="22"/>
-              </w:rPr>
-              <w:t>StrategyID (PK)</w:t>
+            <w:proofErr w:type="spellStart"/>
+            <w:r>
+              <w:rPr>
+                <w:sz w:val="22"/>
+                <w:szCs w:val="22"/>
+              </w:rPr>
+              <w:t>StrategyID</w:t>
+            </w:r>
+            <w:proofErr w:type="spellEnd"/>
+            <w:r>
+              <w:rPr>
+                <w:sz w:val="22"/>
+                <w:szCs w:val="22"/>
+              </w:rPr>
+              <w:t xml:space="preserve"> (PK)</w:t>
             </w:r>
           </w:p>
         </w:tc>
@@ -10685,12 +11800,21 @@
             </w:tcMar>
           </w:tcPr>
           <w:p>
-            <w:r>
-              <w:rPr>
-                <w:sz w:val="22"/>
-                <w:szCs w:val="22"/>
-              </w:rPr>
-              <w:t>TraderID (FK)</w:t>
+            <w:proofErr w:type="spellStart"/>
+            <w:r>
+              <w:rPr>
+                <w:sz w:val="22"/>
+                <w:szCs w:val="22"/>
+              </w:rPr>
+              <w:t>TraderID</w:t>
+            </w:r>
+            <w:proofErr w:type="spellEnd"/>
+            <w:r>
+              <w:rPr>
+                <w:sz w:val="22"/>
+                <w:szCs w:val="22"/>
+              </w:rPr>
+              <w:t xml:space="preserve"> (FK)</w:t>
             </w:r>
           </w:p>
         </w:tc>
@@ -10771,7 +11895,23 @@
                 <w:sz w:val="22"/>
                 <w:szCs w:val="22"/>
               </w:rPr>
-              <w:t>References StrategyTrader.TraderID — creator of the strategy.</w:t>
+              <w:t xml:space="preserve">References </w:t>
+            </w:r>
+            <w:proofErr w:type="spellStart"/>
+            <w:r>
+              <w:rPr>
+                <w:sz w:val="22"/>
+                <w:szCs w:val="22"/>
+              </w:rPr>
+              <w:t>StrategyTrader.TraderID</w:t>
+            </w:r>
+            <w:proofErr w:type="spellEnd"/>
+            <w:r>
+              <w:rPr>
+                <w:sz w:val="22"/>
+                <w:szCs w:val="22"/>
+              </w:rPr>
+              <w:t xml:space="preserve"> — creator of the strategy.</w:t>
             </w:r>
           </w:p>
         </w:tc>
@@ -10825,6 +11965,7 @@
             </w:tcMar>
           </w:tcPr>
           <w:p>
+            <w:proofErr w:type="spellStart"/>
             <w:r>
               <w:rPr>
                 <w:sz w:val="22"/>
@@ -10832,6 +11973,7 @@
               </w:rPr>
               <w:t>StrategyName</w:t>
             </w:r>
+            <w:proofErr w:type="spellEnd"/>
           </w:p>
         </w:tc>
         <w:tc>
@@ -10965,6 +12107,7 @@
             </w:tcMar>
           </w:tcPr>
           <w:p>
+            <w:proofErr w:type="spellStart"/>
             <w:r>
               <w:rPr>
                 <w:sz w:val="22"/>
@@ -10972,6 +12115,7 @@
               </w:rPr>
               <w:t>EntryRule</w:t>
             </w:r>
+            <w:proofErr w:type="spellEnd"/>
           </w:p>
         </w:tc>
         <w:tc>
@@ -11105,6 +12249,7 @@
             </w:tcMar>
           </w:tcPr>
           <w:p>
+            <w:proofErr w:type="spellStart"/>
             <w:r>
               <w:rPr>
                 <w:sz w:val="22"/>
@@ -11112,6 +12257,7 @@
               </w:rPr>
               <w:t>ExitRule</w:t>
             </w:r>
+            <w:proofErr w:type="spellEnd"/>
           </w:p>
         </w:tc>
         <w:tc>
@@ -11245,6 +12391,7 @@
             </w:tcMar>
           </w:tcPr>
           <w:p>
+            <w:proofErr w:type="spellStart"/>
             <w:r>
               <w:rPr>
                 <w:sz w:val="22"/>
@@ -11252,6 +12399,7 @@
               </w:rPr>
               <w:t>IndicatorParams</w:t>
             </w:r>
+            <w:proofErr w:type="spellEnd"/>
           </w:p>
         </w:tc>
         <w:tc>
@@ -11385,6 +12533,7 @@
             </w:tcMar>
           </w:tcPr>
           <w:p>
+            <w:proofErr w:type="spellStart"/>
             <w:r>
               <w:rPr>
                 <w:sz w:val="22"/>
@@ -11392,6 +12541,7 @@
               </w:rPr>
               <w:t>CreatedAt</w:t>
             </w:r>
+            <w:proofErr w:type="spellEnd"/>
           </w:p>
         </w:tc>
         <w:tc>
@@ -11505,8 +12655,20 @@
           <w:sz w:val="26"/>
           <w:szCs w:val="26"/>
         </w:rPr>
-        <w:t>2.2.9. BacktestReport</w:t>
-      </w:r>
+        <w:t xml:space="preserve">2.2.9. </w:t>
+      </w:r>
+      <w:proofErr w:type="spellStart"/>
+      <w:r>
+        <w:rPr>
+          <w:b/>
+          <w:bCs/>
+          <w:color w:val="1F3864"/>
+          <w:sz w:val="26"/>
+          <w:szCs w:val="26"/>
+        </w:rPr>
+        <w:t>BacktestReport</w:t>
+      </w:r>
+      <w:proofErr w:type="spellEnd"/>
     </w:p>
     <w:tbl>
       <w:tblPr>
@@ -11756,12 +12918,21 @@
             </w:tcMar>
           </w:tcPr>
           <w:p>
-            <w:r>
-              <w:rPr>
-                <w:sz w:val="22"/>
-                <w:szCs w:val="22"/>
-              </w:rPr>
-              <w:t>ReportID (PK)</w:t>
+            <w:proofErr w:type="spellStart"/>
+            <w:r>
+              <w:rPr>
+                <w:sz w:val="22"/>
+                <w:szCs w:val="22"/>
+              </w:rPr>
+              <w:t>ReportID</w:t>
+            </w:r>
+            <w:proofErr w:type="spellEnd"/>
+            <w:r>
+              <w:rPr>
+                <w:sz w:val="22"/>
+                <w:szCs w:val="22"/>
+              </w:rPr>
+              <w:t xml:space="preserve"> (PK)</w:t>
             </w:r>
           </w:p>
         </w:tc>
@@ -11842,7 +13013,23 @@
                 <w:sz w:val="22"/>
                 <w:szCs w:val="22"/>
               </w:rPr>
-              <w:t>Auto-incremented unique identifier for the backtest report.</w:t>
+              <w:t xml:space="preserve">Auto-incremented unique identifier for the </w:t>
+            </w:r>
+            <w:proofErr w:type="spellStart"/>
+            <w:r>
+              <w:rPr>
+                <w:sz w:val="22"/>
+                <w:szCs w:val="22"/>
+              </w:rPr>
+              <w:t>backtest</w:t>
+            </w:r>
+            <w:proofErr w:type="spellEnd"/>
+            <w:r>
+              <w:rPr>
+                <w:sz w:val="22"/>
+                <w:szCs w:val="22"/>
+              </w:rPr>
+              <w:t xml:space="preserve"> report.</w:t>
             </w:r>
           </w:p>
         </w:tc>
@@ -11896,12 +13083,21 @@
             </w:tcMar>
           </w:tcPr>
           <w:p>
-            <w:r>
-              <w:rPr>
-                <w:sz w:val="22"/>
-                <w:szCs w:val="22"/>
-              </w:rPr>
-              <w:t>StrategyID (FK)</w:t>
+            <w:proofErr w:type="spellStart"/>
+            <w:r>
+              <w:rPr>
+                <w:sz w:val="22"/>
+                <w:szCs w:val="22"/>
+              </w:rPr>
+              <w:t>StrategyID</w:t>
+            </w:r>
+            <w:proofErr w:type="spellEnd"/>
+            <w:r>
+              <w:rPr>
+                <w:sz w:val="22"/>
+                <w:szCs w:val="22"/>
+              </w:rPr>
+              <w:t xml:space="preserve"> (FK)</w:t>
             </w:r>
           </w:p>
         </w:tc>
@@ -11982,7 +13178,23 @@
                 <w:sz w:val="22"/>
                 <w:szCs w:val="22"/>
               </w:rPr>
-              <w:t>References Strategy.StrategyID that was executed.</w:t>
+              <w:t xml:space="preserve">References </w:t>
+            </w:r>
+            <w:proofErr w:type="spellStart"/>
+            <w:r>
+              <w:rPr>
+                <w:sz w:val="22"/>
+                <w:szCs w:val="22"/>
+              </w:rPr>
+              <w:t>Strategy.StrategyID</w:t>
+            </w:r>
+            <w:proofErr w:type="spellEnd"/>
+            <w:r>
+              <w:rPr>
+                <w:sz w:val="22"/>
+                <w:szCs w:val="22"/>
+              </w:rPr>
+              <w:t xml:space="preserve"> that was executed.</w:t>
             </w:r>
           </w:p>
         </w:tc>
@@ -12036,12 +13248,21 @@
             </w:tcMar>
           </w:tcPr>
           <w:p>
-            <w:r>
-              <w:rPr>
-                <w:sz w:val="22"/>
-                <w:szCs w:val="22"/>
-              </w:rPr>
-              <w:t>PairID (FK)</w:t>
+            <w:proofErr w:type="spellStart"/>
+            <w:r>
+              <w:rPr>
+                <w:sz w:val="22"/>
+                <w:szCs w:val="22"/>
+              </w:rPr>
+              <w:t>PairID</w:t>
+            </w:r>
+            <w:proofErr w:type="spellEnd"/>
+            <w:r>
+              <w:rPr>
+                <w:sz w:val="22"/>
+                <w:szCs w:val="22"/>
+              </w:rPr>
+              <w:t xml:space="preserve"> (FK)</w:t>
             </w:r>
           </w:p>
         </w:tc>
@@ -12122,7 +13343,23 @@
                 <w:sz w:val="22"/>
                 <w:szCs w:val="22"/>
               </w:rPr>
-              <w:t>References CurrencyPair.PairID tested against.</w:t>
+              <w:t xml:space="preserve">References </w:t>
+            </w:r>
+            <w:proofErr w:type="spellStart"/>
+            <w:r>
+              <w:rPr>
+                <w:sz w:val="22"/>
+                <w:szCs w:val="22"/>
+              </w:rPr>
+              <w:t>CurrencyPair.PairID</w:t>
+            </w:r>
+            <w:proofErr w:type="spellEnd"/>
+            <w:r>
+              <w:rPr>
+                <w:sz w:val="22"/>
+                <w:szCs w:val="22"/>
+              </w:rPr>
+              <w:t xml:space="preserve"> tested against.</w:t>
             </w:r>
           </w:p>
         </w:tc>
@@ -12176,6 +13413,7 @@
             </w:tcMar>
           </w:tcPr>
           <w:p>
+            <w:proofErr w:type="spellStart"/>
             <w:r>
               <w:rPr>
                 <w:sz w:val="22"/>
@@ -12183,6 +13421,7 @@
               </w:rPr>
               <w:t>StartDate</w:t>
             </w:r>
+            <w:proofErr w:type="spellEnd"/>
           </w:p>
         </w:tc>
         <w:tc>
@@ -12262,7 +13501,23 @@
                 <w:sz w:val="22"/>
                 <w:szCs w:val="22"/>
               </w:rPr>
-              <w:t>Start of the historical period used for the backtest.</w:t>
+              <w:t xml:space="preserve">Start of the historical period used for the </w:t>
+            </w:r>
+            <w:proofErr w:type="spellStart"/>
+            <w:r>
+              <w:rPr>
+                <w:sz w:val="22"/>
+                <w:szCs w:val="22"/>
+              </w:rPr>
+              <w:t>backtest</w:t>
+            </w:r>
+            <w:proofErr w:type="spellEnd"/>
+            <w:r>
+              <w:rPr>
+                <w:sz w:val="22"/>
+                <w:szCs w:val="22"/>
+              </w:rPr>
+              <w:t>.</w:t>
             </w:r>
           </w:p>
         </w:tc>
@@ -12316,6 +13571,7 @@
             </w:tcMar>
           </w:tcPr>
           <w:p>
+            <w:proofErr w:type="spellStart"/>
             <w:r>
               <w:rPr>
                 <w:sz w:val="22"/>
@@ -12323,6 +13579,7 @@
               </w:rPr>
               <w:t>EndDate</w:t>
             </w:r>
+            <w:proofErr w:type="spellEnd"/>
           </w:p>
         </w:tc>
         <w:tc>
@@ -12402,7 +13659,23 @@
                 <w:sz w:val="22"/>
                 <w:szCs w:val="22"/>
               </w:rPr>
-              <w:t>End of the historical period used for the backtest.</w:t>
+              <w:t xml:space="preserve">End of the historical period used for the </w:t>
+            </w:r>
+            <w:proofErr w:type="spellStart"/>
+            <w:r>
+              <w:rPr>
+                <w:sz w:val="22"/>
+                <w:szCs w:val="22"/>
+              </w:rPr>
+              <w:t>backtest</w:t>
+            </w:r>
+            <w:proofErr w:type="spellEnd"/>
+            <w:r>
+              <w:rPr>
+                <w:sz w:val="22"/>
+                <w:szCs w:val="22"/>
+              </w:rPr>
+              <w:t>.</w:t>
             </w:r>
           </w:p>
         </w:tc>
@@ -12456,6 +13729,7 @@
             </w:tcMar>
           </w:tcPr>
           <w:p>
+            <w:proofErr w:type="spellStart"/>
             <w:r>
               <w:rPr>
                 <w:sz w:val="22"/>
@@ -12463,6 +13737,7 @@
               </w:rPr>
               <w:t>TotalTrades</w:t>
             </w:r>
+            <w:proofErr w:type="spellEnd"/>
           </w:p>
         </w:tc>
         <w:tc>
@@ -12542,7 +13817,23 @@
                 <w:sz w:val="22"/>
                 <w:szCs w:val="22"/>
               </w:rPr>
-              <w:t>Total number of trades simulated during backtest.</w:t>
+              <w:t xml:space="preserve">Total number of trades simulated during </w:t>
+            </w:r>
+            <w:proofErr w:type="spellStart"/>
+            <w:r>
+              <w:rPr>
+                <w:sz w:val="22"/>
+                <w:szCs w:val="22"/>
+              </w:rPr>
+              <w:t>backtest</w:t>
+            </w:r>
+            <w:proofErr w:type="spellEnd"/>
+            <w:r>
+              <w:rPr>
+                <w:sz w:val="22"/>
+                <w:szCs w:val="22"/>
+              </w:rPr>
+              <w:t>.</w:t>
             </w:r>
           </w:p>
         </w:tc>
@@ -12596,6 +13887,7 @@
             </w:tcMar>
           </w:tcPr>
           <w:p>
+            <w:proofErr w:type="spellStart"/>
             <w:r>
               <w:rPr>
                 <w:sz w:val="22"/>
@@ -12603,6 +13895,7 @@
               </w:rPr>
               <w:t>WinRate</w:t>
             </w:r>
+            <w:proofErr w:type="spellEnd"/>
           </w:p>
         </w:tc>
         <w:tc>
@@ -12737,6 +14030,7 @@
             </w:tcMar>
           </w:tcPr>
           <w:p>
+            <w:proofErr w:type="spellStart"/>
             <w:r>
               <w:rPr>
                 <w:sz w:val="22"/>
@@ -12744,6 +14038,7 @@
               </w:rPr>
               <w:t>TotalProfitLoss</w:t>
             </w:r>
+            <w:proofErr w:type="spellEnd"/>
           </w:p>
         </w:tc>
         <w:tc>
@@ -12877,6 +14172,7 @@
             </w:tcMar>
           </w:tcPr>
           <w:p>
+            <w:proofErr w:type="spellStart"/>
             <w:r>
               <w:rPr>
                 <w:sz w:val="22"/>
@@ -12884,6 +14180,7 @@
               </w:rPr>
               <w:t>MaxDrawdown</w:t>
             </w:r>
+            <w:proofErr w:type="spellEnd"/>
           </w:p>
         </w:tc>
         <w:tc>
@@ -12963,7 +14260,23 @@
                 <w:sz w:val="22"/>
                 <w:szCs w:val="22"/>
               </w:rPr>
-              <w:t>Maximum peak-to-trough decline during the backtest period.</w:t>
+              <w:t xml:space="preserve">Maximum peak-to-trough decline during the </w:t>
+            </w:r>
+            <w:proofErr w:type="spellStart"/>
+            <w:r>
+              <w:rPr>
+                <w:sz w:val="22"/>
+                <w:szCs w:val="22"/>
+              </w:rPr>
+              <w:t>backtest</w:t>
+            </w:r>
+            <w:proofErr w:type="spellEnd"/>
+            <w:r>
+              <w:rPr>
+                <w:sz w:val="22"/>
+                <w:szCs w:val="22"/>
+              </w:rPr>
+              <w:t xml:space="preserve"> period.</w:t>
             </w:r>
           </w:p>
         </w:tc>
@@ -13017,6 +14330,7 @@
             </w:tcMar>
           </w:tcPr>
           <w:p>
+            <w:proofErr w:type="spellStart"/>
             <w:r>
               <w:rPr>
                 <w:sz w:val="22"/>
@@ -13024,6 +14338,7 @@
               </w:rPr>
               <w:t>SharpeRatio</w:t>
             </w:r>
+            <w:proofErr w:type="spellEnd"/>
           </w:p>
         </w:tc>
         <w:tc>
@@ -13157,6 +14472,7 @@
             </w:tcMar>
           </w:tcPr>
           <w:p>
+            <w:proofErr w:type="spellStart"/>
             <w:r>
               <w:rPr>
                 <w:sz w:val="22"/>
@@ -13164,6 +14480,7 @@
               </w:rPr>
               <w:t>GeneratedAt</w:t>
             </w:r>
+            <w:proofErr w:type="spellEnd"/>
           </w:p>
         </w:tc>
         <w:tc>
@@ -13262,7 +14579,29 @@
           <w:sz w:val="20"/>
           <w:szCs w:val="20"/>
         </w:rPr>
-        <w:t>Table 10: BacktestReport Data Dictionary</w:t>
+        <w:t xml:space="preserve">Table 10: </w:t>
+      </w:r>
+      <w:proofErr w:type="spellStart"/>
+      <w:r>
+        <w:rPr>
+          <w:i/>
+          <w:iCs/>
+          <w:color w:val="555555"/>
+          <w:sz w:val="20"/>
+          <w:szCs w:val="20"/>
+        </w:rPr>
+        <w:t>BacktestReport</w:t>
+      </w:r>
+      <w:proofErr w:type="spellEnd"/>
+      <w:r>
+        <w:rPr>
+          <w:i/>
+          <w:iCs/>
+          <w:color w:val="555555"/>
+          <w:sz w:val="20"/>
+          <w:szCs w:val="20"/>
+        </w:rPr>
+        <w:t xml:space="preserve"> Data Dictionary</w:t>
       </w:r>
     </w:p>
     <w:p>
@@ -13277,8 +14616,20 @@
           <w:sz w:val="26"/>
           <w:szCs w:val="26"/>
         </w:rPr>
-        <w:t>2.2.10. ImportJob</w:t>
-      </w:r>
+        <w:t xml:space="preserve">2.2.10. </w:t>
+      </w:r>
+      <w:proofErr w:type="spellStart"/>
+      <w:r>
+        <w:rPr>
+          <w:b/>
+          <w:bCs/>
+          <w:color w:val="1F3864"/>
+          <w:sz w:val="26"/>
+          <w:szCs w:val="26"/>
+        </w:rPr>
+        <w:t>ImportJob</w:t>
+      </w:r>
+      <w:proofErr w:type="spellEnd"/>
     </w:p>
     <w:tbl>
       <w:tblPr>
@@ -13528,12 +14879,21 @@
             </w:tcMar>
           </w:tcPr>
           <w:p>
-            <w:r>
-              <w:rPr>
-                <w:sz w:val="22"/>
-                <w:szCs w:val="22"/>
-              </w:rPr>
-              <w:t>JobID (PK)</w:t>
+            <w:proofErr w:type="spellStart"/>
+            <w:r>
+              <w:rPr>
+                <w:sz w:val="22"/>
+                <w:szCs w:val="22"/>
+              </w:rPr>
+              <w:t>JobID</w:t>
+            </w:r>
+            <w:proofErr w:type="spellEnd"/>
+            <w:r>
+              <w:rPr>
+                <w:sz w:val="22"/>
+                <w:szCs w:val="22"/>
+              </w:rPr>
+              <w:t xml:space="preserve"> (PK)</w:t>
             </w:r>
           </w:p>
         </w:tc>
@@ -13668,12 +15028,21 @@
             </w:tcMar>
           </w:tcPr>
           <w:p>
-            <w:r>
-              <w:rPr>
-                <w:sz w:val="22"/>
-                <w:szCs w:val="22"/>
-              </w:rPr>
-              <w:t>TraderID (FK)</w:t>
+            <w:proofErr w:type="spellStart"/>
+            <w:r>
+              <w:rPr>
+                <w:sz w:val="22"/>
+                <w:szCs w:val="22"/>
+              </w:rPr>
+              <w:t>TraderID</w:t>
+            </w:r>
+            <w:proofErr w:type="spellEnd"/>
+            <w:r>
+              <w:rPr>
+                <w:sz w:val="22"/>
+                <w:szCs w:val="22"/>
+              </w:rPr>
+              <w:t xml:space="preserve"> (FK)</w:t>
             </w:r>
           </w:p>
         </w:tc>
@@ -13754,7 +15123,23 @@
                 <w:sz w:val="22"/>
                 <w:szCs w:val="22"/>
               </w:rPr>
-              <w:t>References Trader.TraderID who initiated the import.</w:t>
+              <w:t xml:space="preserve">References </w:t>
+            </w:r>
+            <w:proofErr w:type="spellStart"/>
+            <w:r>
+              <w:rPr>
+                <w:sz w:val="22"/>
+                <w:szCs w:val="22"/>
+              </w:rPr>
+              <w:t>Trader.TraderID</w:t>
+            </w:r>
+            <w:proofErr w:type="spellEnd"/>
+            <w:r>
+              <w:rPr>
+                <w:sz w:val="22"/>
+                <w:szCs w:val="22"/>
+              </w:rPr>
+              <w:t xml:space="preserve"> who initiated the import.</w:t>
             </w:r>
           </w:p>
         </w:tc>
@@ -13808,12 +15193,21 @@
             </w:tcMar>
           </w:tcPr>
           <w:p>
-            <w:r>
-              <w:rPr>
-                <w:sz w:val="22"/>
-                <w:szCs w:val="22"/>
-              </w:rPr>
-              <w:t>SourceID (FK)</w:t>
+            <w:proofErr w:type="spellStart"/>
+            <w:r>
+              <w:rPr>
+                <w:sz w:val="22"/>
+                <w:szCs w:val="22"/>
+              </w:rPr>
+              <w:t>SourceID</w:t>
+            </w:r>
+            <w:proofErr w:type="spellEnd"/>
+            <w:r>
+              <w:rPr>
+                <w:sz w:val="22"/>
+                <w:szCs w:val="22"/>
+              </w:rPr>
+              <w:t xml:space="preserve"> (FK)</w:t>
             </w:r>
           </w:p>
         </w:tc>
@@ -13894,7 +15288,23 @@
                 <w:sz w:val="22"/>
                 <w:szCs w:val="22"/>
               </w:rPr>
-              <w:t>References DataSource.SourceID being imported from.</w:t>
+              <w:t xml:space="preserve">References </w:t>
+            </w:r>
+            <w:proofErr w:type="spellStart"/>
+            <w:r>
+              <w:rPr>
+                <w:sz w:val="22"/>
+                <w:szCs w:val="22"/>
+              </w:rPr>
+              <w:t>DataSource.SourceID</w:t>
+            </w:r>
+            <w:proofErr w:type="spellEnd"/>
+            <w:r>
+              <w:rPr>
+                <w:sz w:val="22"/>
+                <w:szCs w:val="22"/>
+              </w:rPr>
+              <w:t xml:space="preserve"> being imported from.</w:t>
             </w:r>
           </w:p>
         </w:tc>
@@ -13948,12 +15358,21 @@
             </w:tcMar>
           </w:tcPr>
           <w:p>
-            <w:r>
-              <w:rPr>
-                <w:sz w:val="22"/>
-                <w:szCs w:val="22"/>
-              </w:rPr>
-              <w:t>PairID (FK)</w:t>
+            <w:proofErr w:type="spellStart"/>
+            <w:r>
+              <w:rPr>
+                <w:sz w:val="22"/>
+                <w:szCs w:val="22"/>
+              </w:rPr>
+              <w:t>PairID</w:t>
+            </w:r>
+            <w:proofErr w:type="spellEnd"/>
+            <w:r>
+              <w:rPr>
+                <w:sz w:val="22"/>
+                <w:szCs w:val="22"/>
+              </w:rPr>
+              <w:t xml:space="preserve"> (FK)</w:t>
             </w:r>
           </w:p>
         </w:tc>
@@ -14034,7 +15453,23 @@
                 <w:sz w:val="22"/>
                 <w:szCs w:val="22"/>
               </w:rPr>
-              <w:t>References CurrencyPair.PairID for which data is imported.</w:t>
+              <w:t xml:space="preserve">References </w:t>
+            </w:r>
+            <w:proofErr w:type="spellStart"/>
+            <w:r>
+              <w:rPr>
+                <w:sz w:val="22"/>
+                <w:szCs w:val="22"/>
+              </w:rPr>
+              <w:t>CurrencyPair.PairID</w:t>
+            </w:r>
+            <w:proofErr w:type="spellEnd"/>
+            <w:r>
+              <w:rPr>
+                <w:sz w:val="22"/>
+                <w:szCs w:val="22"/>
+              </w:rPr>
+              <w:t xml:space="preserve"> for which data is imported.</w:t>
             </w:r>
           </w:p>
         </w:tc>
@@ -14368,6 +15803,7 @@
             </w:tcMar>
           </w:tcPr>
           <w:p>
+            <w:proofErr w:type="spellStart"/>
             <w:r>
               <w:rPr>
                 <w:sz w:val="22"/>
@@ -14375,6 +15811,7 @@
               </w:rPr>
               <w:t>RecordsImported</w:t>
             </w:r>
+            <w:proofErr w:type="spellEnd"/>
           </w:p>
         </w:tc>
         <w:tc>
@@ -14454,7 +15891,23 @@
                 <w:sz w:val="22"/>
                 <w:szCs w:val="22"/>
               </w:rPr>
-              <w:t>Count of PriceBar records successfully inserted.</w:t>
+              <w:t xml:space="preserve">Count of </w:t>
+            </w:r>
+            <w:proofErr w:type="spellStart"/>
+            <w:r>
+              <w:rPr>
+                <w:sz w:val="22"/>
+                <w:szCs w:val="22"/>
+              </w:rPr>
+              <w:t>PriceBar</w:t>
+            </w:r>
+            <w:proofErr w:type="spellEnd"/>
+            <w:r>
+              <w:rPr>
+                <w:sz w:val="22"/>
+                <w:szCs w:val="22"/>
+              </w:rPr>
+              <w:t xml:space="preserve"> records successfully inserted.</w:t>
             </w:r>
           </w:p>
         </w:tc>
@@ -14508,6 +15961,7 @@
             </w:tcMar>
           </w:tcPr>
           <w:p>
+            <w:proofErr w:type="spellStart"/>
             <w:r>
               <w:rPr>
                 <w:sz w:val="22"/>
@@ -14515,6 +15969,7 @@
               </w:rPr>
               <w:t>StartedAt</w:t>
             </w:r>
+            <w:proofErr w:type="spellEnd"/>
           </w:p>
         </w:tc>
         <w:tc>
@@ -14648,6 +16103,7 @@
             </w:tcMar>
           </w:tcPr>
           <w:p>
+            <w:proofErr w:type="spellStart"/>
             <w:r>
               <w:rPr>
                 <w:sz w:val="22"/>
@@ -14655,6 +16111,7 @@
               </w:rPr>
               <w:t>CompletedAt</w:t>
             </w:r>
+            <w:proofErr w:type="spellEnd"/>
           </w:p>
         </w:tc>
         <w:tc>
@@ -14788,6 +16245,7 @@
             </w:tcMar>
           </w:tcPr>
           <w:p>
+            <w:proofErr w:type="spellStart"/>
             <w:r>
               <w:rPr>
                 <w:sz w:val="22"/>
@@ -14795,6 +16253,7 @@
               </w:rPr>
               <w:t>ErrorMessage</w:t>
             </w:r>
+            <w:proofErr w:type="spellEnd"/>
           </w:p>
         </w:tc>
         <w:tc>
@@ -14893,7 +16352,29 @@
           <w:sz w:val="20"/>
           <w:szCs w:val="20"/>
         </w:rPr>
-        <w:t>Table 11: ImportJob Data Dictionary</w:t>
+        <w:t xml:space="preserve">Table 11: </w:t>
+      </w:r>
+      <w:proofErr w:type="spellStart"/>
+      <w:r>
+        <w:rPr>
+          <w:i/>
+          <w:iCs/>
+          <w:color w:val="555555"/>
+          <w:sz w:val="20"/>
+          <w:szCs w:val="20"/>
+        </w:rPr>
+        <w:t>ImportJob</w:t>
+      </w:r>
+      <w:proofErr w:type="spellEnd"/>
+      <w:r>
+        <w:rPr>
+          <w:i/>
+          <w:iCs/>
+          <w:color w:val="555555"/>
+          <w:sz w:val="20"/>
+          <w:szCs w:val="20"/>
+        </w:rPr>
+        <w:t xml:space="preserve"> Data Dictionary</w:t>
       </w:r>
     </w:p>
     <w:p>
@@ -14954,7 +16435,15 @@
         <w:spacing w:before="60" w:after="60"/>
       </w:pPr>
       <w:r>
-        <w:t>A currency pair must have a unique PairSymbol (e.g., 'EUR/USD') and must not be duplicated in the system.</w:t>
+        <w:t xml:space="preserve">A currency pair must have a unique </w:t>
+      </w:r>
+      <w:proofErr w:type="spellStart"/>
+      <w:r>
+        <w:t>PairSymbol</w:t>
+      </w:r>
+      <w:proofErr w:type="spellEnd"/>
+      <w:r>
+        <w:t xml:space="preserve"> (e.g., 'EUR/USD') and must not be duplicated in the system.</w:t>
       </w:r>
     </w:p>
     <w:p>
@@ -14967,7 +16456,23 @@
         <w:spacing w:before="60" w:after="60"/>
       </w:pPr>
       <w:r>
-        <w:t>A currency pair must have both a BaseCurrency and a QuoteCurrency; they cannot be the same (e.g., 'USD/USD' is invalid).</w:t>
+        <w:t xml:space="preserve">A currency pair must have both a </w:t>
+      </w:r>
+      <w:proofErr w:type="spellStart"/>
+      <w:r>
+        <w:t>BaseCurrency</w:t>
+      </w:r>
+      <w:proofErr w:type="spellEnd"/>
+      <w:r>
+        <w:t xml:space="preserve"> and a </w:t>
+      </w:r>
+      <w:proofErr w:type="spellStart"/>
+      <w:r>
+        <w:t>QuoteCurrency</w:t>
+      </w:r>
+      <w:proofErr w:type="spellEnd"/>
+      <w:r>
+        <w:t>; they cannot be the same (e.g., 'USD/USD' is invalid).</w:t>
       </w:r>
     </w:p>
     <w:p>
@@ -15051,13 +16556,23 @@
         <w:spacing w:before="120" w:after="120"/>
         <w:jc w:val="both"/>
       </w:pPr>
+      <w:proofErr w:type="spellStart"/>
       <w:r>
         <w:rPr>
           <w:b/>
           <w:bCs/>
           <w:color w:val="000000"/>
         </w:rPr>
-        <w:t>PriceBar Rules:</w:t>
+        <w:t>PriceBar</w:t>
+      </w:r>
+      <w:proofErr w:type="spellEnd"/>
+      <w:r>
+        <w:rPr>
+          <w:b/>
+          <w:bCs/>
+          <w:color w:val="000000"/>
+        </w:rPr>
+        <w:t xml:space="preserve"> Rules:</w:t>
       </w:r>
     </w:p>
     <w:p>
@@ -15083,7 +16598,47 @@
         <w:spacing w:before="60" w:after="60"/>
       </w:pPr>
       <w:r>
-        <w:t>The HighPrice of a price bar must always be greater than or equal to both the OpenPrice, ClosePrice, and LowPrice. Similarly, LowPrice must be less than or equal to all other price values.</w:t>
+        <w:t xml:space="preserve">The </w:t>
+      </w:r>
+      <w:proofErr w:type="spellStart"/>
+      <w:r>
+        <w:t>HighPrice</w:t>
+      </w:r>
+      <w:proofErr w:type="spellEnd"/>
+      <w:r>
+        <w:t xml:space="preserve"> of a price bar must always be greater than or equal to both the </w:t>
+      </w:r>
+      <w:proofErr w:type="spellStart"/>
+      <w:r>
+        <w:t>OpenPrice</w:t>
+      </w:r>
+      <w:proofErr w:type="spellEnd"/>
+      <w:r>
+        <w:t xml:space="preserve">, </w:t>
+      </w:r>
+      <w:proofErr w:type="spellStart"/>
+      <w:r>
+        <w:t>ClosePrice</w:t>
+      </w:r>
+      <w:proofErr w:type="spellEnd"/>
+      <w:r>
+        <w:t xml:space="preserve">, and </w:t>
+      </w:r>
+      <w:proofErr w:type="spellStart"/>
+      <w:r>
+        <w:t>LowPrice</w:t>
+      </w:r>
+      <w:proofErr w:type="spellEnd"/>
+      <w:r>
+        <w:t xml:space="preserve">. Similarly, </w:t>
+      </w:r>
+      <w:proofErr w:type="spellStart"/>
+      <w:r>
+        <w:t>LowPrice</w:t>
+      </w:r>
+      <w:proofErr w:type="spellEnd"/>
+      <w:r>
+        <w:t xml:space="preserve"> must be less than or equal to all other price values.</w:t>
       </w:r>
     </w:p>
     <w:p>
@@ -15096,7 +16651,15 @@
         <w:spacing w:before="60" w:after="60"/>
       </w:pPr>
       <w:r>
-        <w:t>No two price bars for the same currency pair, from the same data source, at the same timeframe, can share the same OpenTime (composite uniqueness constraint).</w:t>
+        <w:t xml:space="preserve">No two price bars for the same currency pair, from the same data source, at the same timeframe, can share the same </w:t>
+      </w:r>
+      <w:proofErr w:type="spellStart"/>
+      <w:r>
+        <w:t>OpenTime</w:t>
+      </w:r>
+      <w:proofErr w:type="spellEnd"/>
+      <w:r>
+        <w:t xml:space="preserve"> (composite uniqueness constraint).</w:t>
       </w:r>
     </w:p>
     <w:p>
@@ -15154,7 +16717,23 @@
         <w:spacing w:before="60" w:after="60"/>
       </w:pPr>
       <w:r>
-        <w:t>Every trader must be classified as exactly one subtype: either AnalystTrader or StrategyTrader. A trader cannot belong to both subtypes simultaneously (exclusive specialization).</w:t>
+        <w:t xml:space="preserve">Every trader must be classified as exactly one subtype: either </w:t>
+      </w:r>
+      <w:proofErr w:type="spellStart"/>
+      <w:r>
+        <w:t>AnalystTrader</w:t>
+      </w:r>
+      <w:proofErr w:type="spellEnd"/>
+      <w:r>
+        <w:t xml:space="preserve"> or </w:t>
+      </w:r>
+      <w:proofErr w:type="spellStart"/>
+      <w:r>
+        <w:t>StrategyTrader</w:t>
+      </w:r>
+      <w:proofErr w:type="spellEnd"/>
+      <w:r>
+        <w:t>. A trader cannot belong to both subtypes simultaneously (exclusive specialization).</w:t>
       </w:r>
     </w:p>
     <w:p>
@@ -15168,7 +16747,15 @@
       </w:pPr>
       <w:r>
         <w:lastRenderedPageBreak/>
-        <w:t>A trader's password must be stored as a bcrypt hash; plain-text password storage is strictly prohibited.</w:t>
+        <w:t xml:space="preserve">A trader's password must be stored as a </w:t>
+      </w:r>
+      <w:proofErr w:type="spellStart"/>
+      <w:r>
+        <w:t>bcrypt</w:t>
+      </w:r>
+      <w:proofErr w:type="spellEnd"/>
+      <w:r>
+        <w:t xml:space="preserve"> hash; plain-text password storage is strictly prohibited.</w:t>
       </w:r>
     </w:p>
     <w:p>
@@ -15181,7 +16768,15 @@
         <w:spacing w:before="60" w:after="60"/>
       </w:pPr>
       <w:r>
-        <w:t>An AnalystTrader may only execute read-only queries and indicator computations; they cannot create or run strategies.</w:t>
+        <w:t xml:space="preserve">An </w:t>
+      </w:r>
+      <w:proofErr w:type="spellStart"/>
+      <w:r>
+        <w:t>AnalystTrader</w:t>
+      </w:r>
+      <w:proofErr w:type="spellEnd"/>
+      <w:r>
+        <w:t xml:space="preserve"> may only execute read-only queries and indicator computations; they cannot create or run strategies.</w:t>
       </w:r>
     </w:p>
     <w:p>
@@ -15194,7 +16789,23 @@
         <w:spacing w:before="60" w:after="60"/>
       </w:pPr>
       <w:r>
-        <w:t>A StrategyTrader may create strategies and execute backtests, in addition to performing read-only data queries.</w:t>
+        <w:t xml:space="preserve">A </w:t>
+      </w:r>
+      <w:proofErr w:type="spellStart"/>
+      <w:r>
+        <w:t>StrategyTrader</w:t>
+      </w:r>
+      <w:proofErr w:type="spellEnd"/>
+      <w:r>
+        <w:t xml:space="preserve"> may create strategies and execute </w:t>
+      </w:r>
+      <w:proofErr w:type="spellStart"/>
+      <w:r>
+        <w:t>backtests</w:t>
+      </w:r>
+      <w:proofErr w:type="spellEnd"/>
+      <w:r>
+        <w:t>, in addition to performing read-only data queries.</w:t>
       </w:r>
     </w:p>
     <w:p>
@@ -15213,7 +16824,25 @@
           <w:bCs/>
           <w:color w:val="000000"/>
         </w:rPr>
-        <w:t>Strategy and Backtesting Rules:</w:t>
+        <w:t xml:space="preserve">Strategy and </w:t>
+      </w:r>
+      <w:proofErr w:type="spellStart"/>
+      <w:r>
+        <w:rPr>
+          <w:b/>
+          <w:bCs/>
+          <w:color w:val="000000"/>
+        </w:rPr>
+        <w:t>Backtesting</w:t>
+      </w:r>
+      <w:proofErr w:type="spellEnd"/>
+      <w:r>
+        <w:rPr>
+          <w:b/>
+          <w:bCs/>
+          <w:color w:val="000000"/>
+        </w:rPr>
+        <w:t xml:space="preserve"> Rules:</w:t>
       </w:r>
     </w:p>
     <w:p>
@@ -15226,7 +16855,15 @@
         <w:spacing w:before="60" w:after="60"/>
       </w:pPr>
       <w:r>
-        <w:t>A strategy must be created by exactly one StrategyTrader; strategies without an owning trader are not permitted.</w:t>
+        <w:t xml:space="preserve">A strategy must be created by exactly one </w:t>
+      </w:r>
+      <w:proofErr w:type="spellStart"/>
+      <w:r>
+        <w:t>StrategyTrader</w:t>
+      </w:r>
+      <w:proofErr w:type="spellEnd"/>
+      <w:r>
+        <w:t>; strategies without an owning trader are not permitted.</w:t>
       </w:r>
     </w:p>
     <w:p>
@@ -15239,7 +16876,31 @@
         <w:spacing w:before="60" w:after="60"/>
       </w:pPr>
       <w:r>
-        <w:t>A strategy must define both an EntryRule and an ExitRule before it can be submitted for backtesting; strategies with NULL rules cannot be executed.</w:t>
+        <w:t xml:space="preserve">A strategy must define both an </w:t>
+      </w:r>
+      <w:proofErr w:type="spellStart"/>
+      <w:r>
+        <w:t>EntryRule</w:t>
+      </w:r>
+      <w:proofErr w:type="spellEnd"/>
+      <w:r>
+        <w:t xml:space="preserve"> and an </w:t>
+      </w:r>
+      <w:proofErr w:type="spellStart"/>
+      <w:r>
+        <w:t>ExitRule</w:t>
+      </w:r>
+      <w:proofErr w:type="spellEnd"/>
+      <w:r>
+        <w:t xml:space="preserve"> before it can be submitted for </w:t>
+      </w:r>
+      <w:proofErr w:type="spellStart"/>
+      <w:r>
+        <w:t>backtesting</w:t>
+      </w:r>
+      <w:proofErr w:type="spellEnd"/>
+      <w:r>
+        <w:t>; strategies with NULL rules cannot be executed.</w:t>
       </w:r>
     </w:p>
     <w:p>
@@ -15252,7 +16913,15 @@
         <w:spacing w:before="60" w:after="60"/>
       </w:pPr>
       <w:r>
-        <w:t>A backtest report must reference exactly one strategy and exactly one currency pair; a report cannot exist without both references.</w:t>
+        <w:t xml:space="preserve">A </w:t>
+      </w:r>
+      <w:proofErr w:type="spellStart"/>
+      <w:r>
+        <w:t>backtest</w:t>
+      </w:r>
+      <w:proofErr w:type="spellEnd"/>
+      <w:r>
+        <w:t xml:space="preserve"> report must reference exactly one strategy and exactly one currency pair; a report cannot exist without both references.</w:t>
       </w:r>
     </w:p>
     <w:p>
@@ -15265,7 +16934,39 @@
         <w:spacing w:before="60" w:after="60"/>
       </w:pPr>
       <w:r>
-        <w:t>The EndDate of a backtest must be strictly greater than the StartDate; a backtest with a zero or negative date range is invalid.</w:t>
+        <w:t xml:space="preserve">The </w:t>
+      </w:r>
+      <w:proofErr w:type="spellStart"/>
+      <w:r>
+        <w:t>EndDate</w:t>
+      </w:r>
+      <w:proofErr w:type="spellEnd"/>
+      <w:r>
+        <w:t xml:space="preserve"> of a </w:t>
+      </w:r>
+      <w:proofErr w:type="spellStart"/>
+      <w:r>
+        <w:t>backtest</w:t>
+      </w:r>
+      <w:proofErr w:type="spellEnd"/>
+      <w:r>
+        <w:t xml:space="preserve"> must be strictly greater than the </w:t>
+      </w:r>
+      <w:proofErr w:type="spellStart"/>
+      <w:r>
+        <w:t>StartDate</w:t>
+      </w:r>
+      <w:proofErr w:type="spellEnd"/>
+      <w:r>
+        <w:t xml:space="preserve">; a </w:t>
+      </w:r>
+      <w:proofErr w:type="spellStart"/>
+      <w:r>
+        <w:t>backtest</w:t>
+      </w:r>
+      <w:proofErr w:type="spellEnd"/>
+      <w:r>
+        <w:t xml:space="preserve"> with a zero or negative date range is invalid.</w:t>
       </w:r>
     </w:p>
     <w:p>
@@ -15278,7 +16979,23 @@
         <w:spacing w:before="60" w:after="60"/>
       </w:pPr>
       <w:r>
-        <w:t>The WinRate attribute in BacktestReport must be a value between 0.00 and 100.00 inclusive.</w:t>
+        <w:t xml:space="preserve">The </w:t>
+      </w:r>
+      <w:proofErr w:type="spellStart"/>
+      <w:r>
+        <w:t>WinRate</w:t>
+      </w:r>
+      <w:proofErr w:type="spellEnd"/>
+      <w:r>
+        <w:t xml:space="preserve"> attribute in </w:t>
+      </w:r>
+      <w:proofErr w:type="spellStart"/>
+      <w:r>
+        <w:t>BacktestReport</w:t>
+      </w:r>
+      <w:proofErr w:type="spellEnd"/>
+      <w:r>
+        <w:t xml:space="preserve"> must be a value between 0.00 and 100.00 inclusive.</w:t>
       </w:r>
     </w:p>
     <w:p>
@@ -15291,7 +17008,23 @@
         <w:spacing w:before="60" w:after="60"/>
       </w:pPr>
       <w:r>
-        <w:t>A backtest report is generated automatically upon successful completion of a backtesting job; it cannot be manually inserted without executing a strategy.</w:t>
+        <w:t xml:space="preserve">A </w:t>
+      </w:r>
+      <w:proofErr w:type="spellStart"/>
+      <w:r>
+        <w:t>backtest</w:t>
+      </w:r>
+      <w:proofErr w:type="spellEnd"/>
+      <w:r>
+        <w:t xml:space="preserve"> report is generated automatically upon successful completion of a </w:t>
+      </w:r>
+      <w:proofErr w:type="spellStart"/>
+      <w:r>
+        <w:t>backtesting</w:t>
+      </w:r>
+      <w:proofErr w:type="spellEnd"/>
+      <w:r>
+        <w:t xml:space="preserve"> job; it cannot be manually inserted without executing a strategy.</w:t>
       </w:r>
     </w:p>
     <w:p>
@@ -15323,7 +17056,23 @@
         <w:spacing w:before="60" w:after="60"/>
       </w:pPr>
       <w:r>
-        <w:t>An import job must specify a Timeframe, a target CurrencyPair, and a DataSource before it can be initiated.</w:t>
+        <w:t xml:space="preserve">An import job must specify a Timeframe, a target </w:t>
+      </w:r>
+      <w:proofErr w:type="spellStart"/>
+      <w:r>
+        <w:t>CurrencyPair</w:t>
+      </w:r>
+      <w:proofErr w:type="spellEnd"/>
+      <w:r>
+        <w:t xml:space="preserve">, and a </w:t>
+      </w:r>
+      <w:proofErr w:type="spellStart"/>
+      <w:r>
+        <w:t>DataSource</w:t>
+      </w:r>
+      <w:proofErr w:type="spellEnd"/>
+      <w:r>
+        <w:t xml:space="preserve"> before it can be initiated.</w:t>
       </w:r>
     </w:p>
     <w:p>
@@ -15349,7 +17098,23 @@
         <w:spacing w:before="60" w:after="60"/>
       </w:pPr>
       <w:r>
-        <w:t>A trader may initiate multiple concurrent import jobs, but no two active jobs (status = 'Running') may target the same CurrencyPair, Timeframe, and DataSource combination simultaneously.</w:t>
+        <w:t xml:space="preserve">A trader may initiate multiple concurrent import jobs, but no two active jobs (status = 'Running') may target the same </w:t>
+      </w:r>
+      <w:proofErr w:type="spellStart"/>
+      <w:r>
+        <w:t>CurrencyPair</w:t>
+      </w:r>
+      <w:proofErr w:type="spellEnd"/>
+      <w:r>
+        <w:t xml:space="preserve">, Timeframe, and </w:t>
+      </w:r>
+      <w:proofErr w:type="spellStart"/>
+      <w:r>
+        <w:t>DataSource</w:t>
+      </w:r>
+      <w:proofErr w:type="spellEnd"/>
+      <w:r>
+        <w:t xml:space="preserve"> combination simultaneously.</w:t>
       </w:r>
     </w:p>
     <w:p>
@@ -15697,6 +17462,7 @@
             </w:tcMar>
           </w:tcPr>
           <w:p>
+            <w:proofErr w:type="spellStart"/>
             <w:r>
               <w:rPr>
                 <w:sz w:val="22"/>
@@ -15704,6 +17470,7 @@
               </w:rPr>
               <w:t>CurrencyPair</w:t>
             </w:r>
+            <w:proofErr w:type="spellEnd"/>
           </w:p>
         </w:tc>
         <w:tc>
@@ -15724,6 +17491,7 @@
             </w:tcMar>
           </w:tcPr>
           <w:p>
+            <w:proofErr w:type="spellStart"/>
             <w:r>
               <w:rPr>
                 <w:sz w:val="22"/>
@@ -15731,6 +17499,7 @@
               </w:rPr>
               <w:t>PriceBar</w:t>
             </w:r>
+            <w:proofErr w:type="spellEnd"/>
           </w:p>
         </w:tc>
         <w:tc>
@@ -15837,6 +17606,7 @@
             </w:tcMar>
           </w:tcPr>
           <w:p>
+            <w:proofErr w:type="spellStart"/>
             <w:r>
               <w:rPr>
                 <w:sz w:val="22"/>
@@ -15844,6 +17614,7 @@
               </w:rPr>
               <w:t>DataSource</w:t>
             </w:r>
+            <w:proofErr w:type="spellEnd"/>
           </w:p>
         </w:tc>
         <w:tc>
@@ -15864,6 +17635,7 @@
             </w:tcMar>
           </w:tcPr>
           <w:p>
+            <w:proofErr w:type="spellStart"/>
             <w:r>
               <w:rPr>
                 <w:sz w:val="22"/>
@@ -15871,6 +17643,7 @@
               </w:rPr>
               <w:t>PriceBar</w:t>
             </w:r>
+            <w:proofErr w:type="spellEnd"/>
           </w:p>
         </w:tc>
         <w:tc>
@@ -15977,6 +17750,7 @@
             </w:tcMar>
           </w:tcPr>
           <w:p>
+            <w:proofErr w:type="spellStart"/>
             <w:r>
               <w:rPr>
                 <w:sz w:val="22"/>
@@ -15984,6 +17758,7 @@
               </w:rPr>
               <w:t>PriceBar</w:t>
             </w:r>
+            <w:proofErr w:type="spellEnd"/>
           </w:p>
         </w:tc>
         <w:tc>
@@ -16004,6 +17779,7 @@
             </w:tcMar>
           </w:tcPr>
           <w:p>
+            <w:proofErr w:type="spellStart"/>
             <w:r>
               <w:rPr>
                 <w:sz w:val="22"/>
@@ -16011,6 +17787,7 @@
               </w:rPr>
               <w:t>TechnicalIndicator</w:t>
             </w:r>
+            <w:proofErr w:type="spellEnd"/>
           </w:p>
         </w:tc>
         <w:tc>
@@ -16144,6 +17921,7 @@
             </w:tcMar>
           </w:tcPr>
           <w:p>
+            <w:proofErr w:type="spellStart"/>
             <w:r>
               <w:rPr>
                 <w:sz w:val="22"/>
@@ -16151,6 +17929,7 @@
               </w:rPr>
               <w:t>AnalystTrader</w:t>
             </w:r>
+            <w:proofErr w:type="spellEnd"/>
           </w:p>
         </w:tc>
         <w:tc>
@@ -16176,7 +17955,23 @@
                 <w:sz w:val="22"/>
                 <w:szCs w:val="22"/>
               </w:rPr>
-              <w:t>1 : 1 (supertype–subtype)</w:t>
+              <w:t>1 : 1 (</w:t>
+            </w:r>
+            <w:proofErr w:type="spellStart"/>
+            <w:r>
+              <w:rPr>
+                <w:sz w:val="22"/>
+                <w:szCs w:val="22"/>
+              </w:rPr>
+              <w:t>supertype</w:t>
+            </w:r>
+            <w:proofErr w:type="spellEnd"/>
+            <w:r>
+              <w:rPr>
+                <w:sz w:val="22"/>
+                <w:szCs w:val="22"/>
+              </w:rPr>
+              <w:t>–subtype)</w:t>
             </w:r>
           </w:p>
         </w:tc>
@@ -16203,7 +17998,23 @@
                 <w:sz w:val="22"/>
                 <w:szCs w:val="22"/>
               </w:rPr>
-              <w:t>IS_A — An AnalystTrader is a specialization of Trader, sharing the same primary key (partial participation).</w:t>
+              <w:t xml:space="preserve">IS_A — An </w:t>
+            </w:r>
+            <w:proofErr w:type="spellStart"/>
+            <w:r>
+              <w:rPr>
+                <w:sz w:val="22"/>
+                <w:szCs w:val="22"/>
+              </w:rPr>
+              <w:t>AnalystTrader</w:t>
+            </w:r>
+            <w:proofErr w:type="spellEnd"/>
+            <w:r>
+              <w:rPr>
+                <w:sz w:val="22"/>
+                <w:szCs w:val="22"/>
+              </w:rPr>
+              <w:t xml:space="preserve"> is a specialization of Trader, sharing the same primary key (partial participation).</w:t>
             </w:r>
           </w:p>
         </w:tc>
@@ -16284,6 +18095,7 @@
             </w:tcMar>
           </w:tcPr>
           <w:p>
+            <w:proofErr w:type="spellStart"/>
             <w:r>
               <w:rPr>
                 <w:sz w:val="22"/>
@@ -16291,6 +18103,7 @@
               </w:rPr>
               <w:t>StrategyTrader</w:t>
             </w:r>
+            <w:proofErr w:type="spellEnd"/>
           </w:p>
         </w:tc>
         <w:tc>
@@ -16316,7 +18129,23 @@
                 <w:sz w:val="22"/>
                 <w:szCs w:val="22"/>
               </w:rPr>
-              <w:t>1 : 1 (supertype–subtype)</w:t>
+              <w:t>1 : 1 (</w:t>
+            </w:r>
+            <w:proofErr w:type="spellStart"/>
+            <w:r>
+              <w:rPr>
+                <w:sz w:val="22"/>
+                <w:szCs w:val="22"/>
+              </w:rPr>
+              <w:t>supertype</w:t>
+            </w:r>
+            <w:proofErr w:type="spellEnd"/>
+            <w:r>
+              <w:rPr>
+                <w:sz w:val="22"/>
+                <w:szCs w:val="22"/>
+              </w:rPr>
+              <w:t>–subtype)</w:t>
             </w:r>
           </w:p>
         </w:tc>
@@ -16343,7 +18172,23 @@
                 <w:sz w:val="22"/>
                 <w:szCs w:val="22"/>
               </w:rPr>
-              <w:t>IS_A — A StrategyTrader is a specialization of Trader, sharing the same primary key (partial participation).</w:t>
+              <w:t xml:space="preserve">IS_A — A </w:t>
+            </w:r>
+            <w:proofErr w:type="spellStart"/>
+            <w:r>
+              <w:rPr>
+                <w:sz w:val="22"/>
+                <w:szCs w:val="22"/>
+              </w:rPr>
+              <w:t>StrategyTrader</w:t>
+            </w:r>
+            <w:proofErr w:type="spellEnd"/>
+            <w:r>
+              <w:rPr>
+                <w:sz w:val="22"/>
+                <w:szCs w:val="22"/>
+              </w:rPr>
+              <w:t xml:space="preserve"> is a specialization of Trader, sharing the same primary key (partial participation).</w:t>
             </w:r>
           </w:p>
         </w:tc>
@@ -16397,6 +18242,7 @@
             </w:tcMar>
           </w:tcPr>
           <w:p>
+            <w:proofErr w:type="spellStart"/>
             <w:r>
               <w:rPr>
                 <w:sz w:val="22"/>
@@ -16404,6 +18250,7 @@
               </w:rPr>
               <w:t>StrategyTrader</w:t>
             </w:r>
+            <w:proofErr w:type="spellEnd"/>
           </w:p>
         </w:tc>
         <w:tc>
@@ -16564,6 +18411,7 @@
             </w:tcMar>
           </w:tcPr>
           <w:p>
+            <w:proofErr w:type="spellStart"/>
             <w:r>
               <w:rPr>
                 <w:sz w:val="22"/>
@@ -16571,6 +18419,7 @@
               </w:rPr>
               <w:t>BacktestReport</w:t>
             </w:r>
+            <w:proofErr w:type="spellEnd"/>
           </w:p>
         </w:tc>
         <w:tc>
@@ -16623,7 +18472,23 @@
                 <w:sz w:val="22"/>
                 <w:szCs w:val="22"/>
               </w:rPr>
-              <w:t>GENERATES — A strategy generates zero or many backtest reports; each report is tied to exactly one strategy.</w:t>
+              <w:t xml:space="preserve">GENERATES — A strategy generates zero or many </w:t>
+            </w:r>
+            <w:proofErr w:type="spellStart"/>
+            <w:r>
+              <w:rPr>
+                <w:sz w:val="22"/>
+                <w:szCs w:val="22"/>
+              </w:rPr>
+              <w:t>backtest</w:t>
+            </w:r>
+            <w:proofErr w:type="spellEnd"/>
+            <w:r>
+              <w:rPr>
+                <w:sz w:val="22"/>
+                <w:szCs w:val="22"/>
+              </w:rPr>
+              <w:t xml:space="preserve"> reports; each report is tied to exactly one strategy.</w:t>
             </w:r>
           </w:p>
         </w:tc>
@@ -16677,6 +18542,7 @@
             </w:tcMar>
           </w:tcPr>
           <w:p>
+            <w:proofErr w:type="spellStart"/>
             <w:r>
               <w:rPr>
                 <w:sz w:val="22"/>
@@ -16684,6 +18550,7 @@
               </w:rPr>
               <w:t>CurrencyPair</w:t>
             </w:r>
+            <w:proofErr w:type="spellEnd"/>
           </w:p>
         </w:tc>
         <w:tc>
@@ -16704,6 +18571,7 @@
             </w:tcMar>
           </w:tcPr>
           <w:p>
+            <w:proofErr w:type="spellStart"/>
             <w:r>
               <w:rPr>
                 <w:sz w:val="22"/>
@@ -16711,6 +18579,7 @@
               </w:rPr>
               <w:t>BacktestReport</w:t>
             </w:r>
+            <w:proofErr w:type="spellEnd"/>
           </w:p>
         </w:tc>
         <w:tc>
@@ -16763,7 +18632,23 @@
                 <w:sz w:val="22"/>
                 <w:szCs w:val="22"/>
               </w:rPr>
-              <w:t>TESTED_ON — A currency pair is tested on in zero or many backtest reports; each report targets exactly one pair.</w:t>
+              <w:t xml:space="preserve">TESTED_ON — A currency pair is tested on in zero or many </w:t>
+            </w:r>
+            <w:proofErr w:type="spellStart"/>
+            <w:r>
+              <w:rPr>
+                <w:sz w:val="22"/>
+                <w:szCs w:val="22"/>
+              </w:rPr>
+              <w:t>backtest</w:t>
+            </w:r>
+            <w:proofErr w:type="spellEnd"/>
+            <w:r>
+              <w:rPr>
+                <w:sz w:val="22"/>
+                <w:szCs w:val="22"/>
+              </w:rPr>
+              <w:t xml:space="preserve"> reports; each report targets exactly one pair.</w:t>
             </w:r>
           </w:p>
         </w:tc>
@@ -16845,6 +18730,7 @@
             </w:tcMar>
           </w:tcPr>
           <w:p>
+            <w:proofErr w:type="spellStart"/>
             <w:r>
               <w:rPr>
                 <w:sz w:val="22"/>
@@ -16852,6 +18738,7 @@
               </w:rPr>
               <w:t>ImportJob</w:t>
             </w:r>
+            <w:proofErr w:type="spellEnd"/>
           </w:p>
         </w:tc>
         <w:tc>
@@ -16958,6 +18845,7 @@
             </w:tcMar>
           </w:tcPr>
           <w:p>
+            <w:proofErr w:type="spellStart"/>
             <w:r>
               <w:rPr>
                 <w:sz w:val="22"/>
@@ -16965,6 +18853,7 @@
               </w:rPr>
               <w:t>DataSource</w:t>
             </w:r>
+            <w:proofErr w:type="spellEnd"/>
           </w:p>
         </w:tc>
         <w:tc>
@@ -16985,6 +18874,7 @@
             </w:tcMar>
           </w:tcPr>
           <w:p>
+            <w:proofErr w:type="spellStart"/>
             <w:r>
               <w:rPr>
                 <w:sz w:val="22"/>
@@ -16992,6 +18882,7 @@
               </w:rPr>
               <w:t>ImportJob</w:t>
             </w:r>
+            <w:proofErr w:type="spellEnd"/>
           </w:p>
         </w:tc>
         <w:tc>
@@ -17098,6 +18989,7 @@
             </w:tcMar>
           </w:tcPr>
           <w:p>
+            <w:proofErr w:type="spellStart"/>
             <w:r>
               <w:rPr>
                 <w:sz w:val="22"/>
@@ -17105,6 +18997,7 @@
               </w:rPr>
               <w:t>CurrencyPair</w:t>
             </w:r>
+            <w:proofErr w:type="spellEnd"/>
           </w:p>
         </w:tc>
         <w:tc>
@@ -17125,6 +19018,7 @@
             </w:tcMar>
           </w:tcPr>
           <w:p>
+            <w:proofErr w:type="spellStart"/>
             <w:r>
               <w:rPr>
                 <w:sz w:val="22"/>
@@ -17132,6 +19026,7 @@
               </w:rPr>
               <w:t>ImportJob</w:t>
             </w:r>
+            <w:proofErr w:type="spellEnd"/>
           </w:p>
         </w:tc>
         <w:tc>
@@ -17240,7 +19135,49 @@
         <w:rPr>
           <w:color w:val="000000"/>
         </w:rPr>
-        <w:t>The Entity Relationship Diagram (ERD) for the FX Nexus system is drawn using standard Chen notation. The diagram illustrates all entities (rectangles), attributes (ellipses), relationships (diamonds), primary keys (underlined attributes), and cardinalities (minimum and maximum) between entities. The Trader–AnalystTrader–StrategyTrader supertype–subtype hierarchy is represented using an Enhanced ERD (EERD) with a specialization circle and disjoint (exclusive) constraint symbol.</w:t>
+        <w:t>The Entity Relationship Diagram (ERD) for the FX Nexus system is drawn using standard Chen notation. The diagram illustrates all entities (rectangles), attributes (ellipses), relationships (diamonds), primary keys (underlined attributes), and cardinalities (minimum and maximum) between entities. The Trader–</w:t>
+      </w:r>
+      <w:proofErr w:type="spellStart"/>
+      <w:r>
+        <w:rPr>
+          <w:color w:val="000000"/>
+        </w:rPr>
+        <w:t>AnalystTrader</w:t>
+      </w:r>
+      <w:proofErr w:type="spellEnd"/>
+      <w:r>
+        <w:rPr>
+          <w:color w:val="000000"/>
+        </w:rPr>
+        <w:t>–</w:t>
+      </w:r>
+      <w:proofErr w:type="spellStart"/>
+      <w:r>
+        <w:rPr>
+          <w:color w:val="000000"/>
+        </w:rPr>
+        <w:t>StrategyTrader</w:t>
+      </w:r>
+      <w:proofErr w:type="spellEnd"/>
+      <w:r>
+        <w:rPr>
+          <w:color w:val="000000"/>
+        </w:rPr>
+        <w:t xml:space="preserve"> </w:t>
+      </w:r>
+      <w:proofErr w:type="spellStart"/>
+      <w:r>
+        <w:rPr>
+          <w:color w:val="000000"/>
+        </w:rPr>
+        <w:t>supertype</w:t>
+      </w:r>
+      <w:proofErr w:type="spellEnd"/>
+      <w:r>
+        <w:rPr>
+          <w:color w:val="000000"/>
+        </w:rPr>
+        <w:t>–subtype hierarchy is represented using an Enhanced ERD (EERD) with a specialization circle and disjoint (exclusive) constraint symbol.</w:t>
       </w:r>
     </w:p>
     <w:p>
@@ -17253,15 +19190,17 @@
       <w:pPr>
         <w:spacing w:before="80" w:after="80"/>
       </w:pPr>
+      <w:bookmarkStart w:id="0" w:name="_GoBack"/>
+      <w:bookmarkEnd w:id="0"/>
       <w:r>
         <w:rPr>
           <w:noProof/>
         </w:rPr>
         <w:drawing>
-          <wp:inline distT="0" distB="0" distL="0" distR="0">
-            <wp:extent cx="5943600" cy="6067442"/>
-            <wp:effectExtent l="0" t="0" r="0" b="9525"/>
-            <wp:docPr id="1" name="Picture 1" descr="C:\Users\ASAD SAAD\Downloads\drawSQL-image-export-2026-05-10.png"/>
+          <wp:inline distT="0" distB="0" distL="0" distR="0" wp14:anchorId="2D2A89AD" wp14:editId="4A7D1E84">
+            <wp:extent cx="5943600" cy="2964815"/>
+            <wp:effectExtent l="0" t="0" r="0" b="6985"/>
+            <wp:docPr id="1" name="Picture 1"/>
             <wp:cNvGraphicFramePr>
               <a:graphicFrameLocks xmlns:a="http://schemas.openxmlformats.org/drawingml/2006/main" noChangeAspect="1"/>
             </wp:cNvGraphicFramePr>
@@ -17269,36 +19208,23 @@
               <a:graphicData uri="http://schemas.openxmlformats.org/drawingml/2006/picture">
                 <pic:pic xmlns:pic="http://schemas.openxmlformats.org/drawingml/2006/picture">
                   <pic:nvPicPr>
-                    <pic:cNvPr id="0" name="Picture 1" descr="C:\Users\ASAD SAAD\Downloads\drawSQL-image-export-2026-05-10.png"/>
-                    <pic:cNvPicPr>
-                      <a:picLocks noChangeAspect="1" noChangeArrowheads="1"/>
-                    </pic:cNvPicPr>
+                    <pic:cNvPr id="1" name=""/>
+                    <pic:cNvPicPr/>
                   </pic:nvPicPr>
                   <pic:blipFill>
-                    <a:blip r:embed="rId8" cstate="print">
-                      <a:extLst>
-                        <a:ext uri="{28A0092B-C50C-407E-A947-70E740481C1C}">
-                          <a14:useLocalDpi xmlns:a14="http://schemas.microsoft.com/office/drawing/2010/main" val="0"/>
-                        </a:ext>
-                      </a:extLst>
-                    </a:blip>
-                    <a:srcRect/>
+                    <a:blip r:embed="rId8"/>
                     <a:stretch>
                       <a:fillRect/>
                     </a:stretch>
                   </pic:blipFill>
-                  <pic:spPr bwMode="auto">
+                  <pic:spPr>
                     <a:xfrm>
                       <a:off x="0" y="0"/>
-                      <a:ext cx="5943600" cy="6067442"/>
+                      <a:ext cx="5943600" cy="2964815"/>
                     </a:xfrm>
                     <a:prstGeom prst="rect">
                       <a:avLst/>
                     </a:prstGeom>
-                    <a:noFill/>
-                    <a:ln>
-                      <a:noFill/>
-                    </a:ln>
                   </pic:spPr>
                 </pic:pic>
               </a:graphicData>
@@ -17306,6 +19232,19 @@
           </wp:inline>
         </w:drawing>
       </w:r>
+    </w:p>
+    <w:p>
+      <w:pPr>
+        <w:spacing w:before="40" w:after="200"/>
+        <w:jc w:val="center"/>
+        <w:rPr>
+          <w:i/>
+          <w:iCs/>
+          <w:color w:val="555555"/>
+          <w:sz w:val="20"/>
+          <w:szCs w:val="20"/>
+        </w:rPr>
+      </w:pPr>
     </w:p>
     <w:p>
       <w:pPr>
@@ -17332,7 +19271,6 @@
         <w:rPr>
           <w:color w:val="000000"/>
         </w:rPr>
-        <w:lastRenderedPageBreak/>
         <w:t>The ERD includes the following key structural features:</w:t>
       </w:r>
     </w:p>
@@ -17372,7 +19310,31 @@
         <w:spacing w:before="60" w:after="60"/>
       </w:pPr>
       <w:r>
-        <w:t>The Trader supertype is connected to AnalystTrader and StrategyTrader subtypes via a specialization/generalization structure with a disjoint (d) constraint, indicating that a trader is either an analyst or a strategy user, not both.</w:t>
+        <w:t xml:space="preserve">The Trader </w:t>
+      </w:r>
+      <w:proofErr w:type="spellStart"/>
+      <w:r>
+        <w:t>supertype</w:t>
+      </w:r>
+      <w:proofErr w:type="spellEnd"/>
+      <w:r>
+        <w:t xml:space="preserve"> is connected to </w:t>
+      </w:r>
+      <w:proofErr w:type="spellStart"/>
+      <w:r>
+        <w:t>AnalystTrader</w:t>
+      </w:r>
+      <w:proofErr w:type="spellEnd"/>
+      <w:r>
+        <w:t xml:space="preserve"> and </w:t>
+      </w:r>
+      <w:proofErr w:type="spellStart"/>
+      <w:r>
+        <w:t>StrategyTrader</w:t>
+      </w:r>
+      <w:proofErr w:type="spellEnd"/>
+      <w:r>
+        <w:t xml:space="preserve"> subtypes via a specialization/generalization structure with a disjoint (d) constraint, indicating that a trader is either an analyst or a strategy user, not both.</w:t>
       </w:r>
     </w:p>
     <w:p>
@@ -17385,7 +19347,15 @@
         <w:spacing w:before="60" w:after="60"/>
       </w:pPr>
       <w:r>
-        <w:t>All eleven relationships listed in Table 12 are shown as labeled diamond shapes with minimum and maximum cardinality notations (e.g., 1,1 and 0,N) on each side of the relationship.</w:t>
+        <w:t xml:space="preserve">All eleven relationships listed in Table 12 are shown as labeled diamond shapes with minimum and maximum cardinality notations (e.g., 1,1 and </w:t>
+      </w:r>
+      <w:proofErr w:type="gramStart"/>
+      <w:r>
+        <w:t>0,N</w:t>
+      </w:r>
+      <w:proofErr w:type="gramEnd"/>
+      <w:r>
+        <w:t>) on each side of the relationship.</w:t>
       </w:r>
     </w:p>
     <w:p>
@@ -17446,7 +19416,35 @@
         <w:rPr>
           <w:color w:val="000000"/>
         </w:rPr>
-        <w:t>[2] LeapRate, "Research paper on CLSS FX dataset reveals profitable FX trading strategy," LeapRate. [Online]. Available: https://www.leaprate.com/forex/data/research-paper-on-clss-fx-dataset-reveals-profitable-fx-trading-strategy-based-on</w:t>
+        <w:t xml:space="preserve">[2] </w:t>
+      </w:r>
+      <w:proofErr w:type="spellStart"/>
+      <w:r>
+        <w:rPr>
+          <w:color w:val="000000"/>
+        </w:rPr>
+        <w:t>LeapRate</w:t>
+      </w:r>
+      <w:proofErr w:type="spellEnd"/>
+      <w:r>
+        <w:rPr>
+          <w:color w:val="000000"/>
+        </w:rPr>
+        <w:t xml:space="preserve">, "Research paper on CLSS FX dataset reveals profitable FX trading strategy," </w:t>
+      </w:r>
+      <w:proofErr w:type="spellStart"/>
+      <w:r>
+        <w:rPr>
+          <w:color w:val="000000"/>
+        </w:rPr>
+        <w:t>LeapRate</w:t>
+      </w:r>
+      <w:proofErr w:type="spellEnd"/>
+      <w:r>
+        <w:rPr>
+          <w:color w:val="000000"/>
+        </w:rPr>
+        <w:t>. [Online]. Available: https://www.leaprate.com/forex/data/research-paper-on-clss-fx-dataset-reveals-profitable-fx-trading-strategy-based-on</w:t>
       </w:r>
     </w:p>
     <w:p>
@@ -17458,7 +19456,35 @@
         <w:rPr>
           <w:color w:val="000000"/>
         </w:rPr>
-        <w:t>[3] Operis, "8 Common Spreadsheet Risks and Solutions," Operis. [Online]. Available: https://www.operis.com/8-common-spreadsheet-risks-and-solutions</w:t>
+        <w:t xml:space="preserve">[3] </w:t>
+      </w:r>
+      <w:proofErr w:type="spellStart"/>
+      <w:r>
+        <w:rPr>
+          <w:color w:val="000000"/>
+        </w:rPr>
+        <w:t>Operis</w:t>
+      </w:r>
+      <w:proofErr w:type="spellEnd"/>
+      <w:r>
+        <w:rPr>
+          <w:color w:val="000000"/>
+        </w:rPr>
+        <w:t xml:space="preserve">, "8 Common Spreadsheet Risks and Solutions," </w:t>
+      </w:r>
+      <w:proofErr w:type="spellStart"/>
+      <w:r>
+        <w:rPr>
+          <w:color w:val="000000"/>
+        </w:rPr>
+        <w:t>Operis</w:t>
+      </w:r>
+      <w:proofErr w:type="spellEnd"/>
+      <w:r>
+        <w:rPr>
+          <w:color w:val="000000"/>
+        </w:rPr>
+        <w:t>. [Online]. Available: https://www.operis.com/8-common-spreadsheet-risks-and-solutions</w:t>
       </w:r>
     </w:p>
     <w:p>
@@ -17470,7 +19496,21 @@
         <w:rPr>
           <w:color w:val="000000"/>
         </w:rPr>
-        <w:t>[4] KX (kx.com), "Backtesting at Scale with Highly Parallel Analytics," KX. [Online]. Available: https://kx.com/blog/backtesting-at-scale-with-highly-parallel-analytics</w:t>
+        <w:t>[4] KX (kx.com), "</w:t>
+      </w:r>
+      <w:proofErr w:type="spellStart"/>
+      <w:r>
+        <w:rPr>
+          <w:color w:val="000000"/>
+        </w:rPr>
+        <w:t>Backtesting</w:t>
+      </w:r>
+      <w:proofErr w:type="spellEnd"/>
+      <w:r>
+        <w:rPr>
+          <w:color w:val="000000"/>
+        </w:rPr>
+        <w:t xml:space="preserve"> at Scale with Highly Parallel Analytics," KX. [Online]. Available: https://kx.com/blog/backtesting-at-scale-with-highly-parallel-analytics</w:t>
       </w:r>
     </w:p>
     <w:p>
@@ -17506,7 +19546,21 @@
         <w:rPr>
           <w:color w:val="000000"/>
         </w:rPr>
-        <w:t>[7] TimescaleDB Documentation, [Online]. Available: https://docs.timescale.com</w:t>
+        <w:t xml:space="preserve">[7] </w:t>
+      </w:r>
+      <w:proofErr w:type="spellStart"/>
+      <w:r>
+        <w:rPr>
+          <w:color w:val="000000"/>
+        </w:rPr>
+        <w:t>TimescaleDB</w:t>
+      </w:r>
+      <w:proofErr w:type="spellEnd"/>
+      <w:r>
+        <w:rPr>
+          <w:color w:val="000000"/>
+        </w:rPr>
+        <w:t xml:space="preserve"> Documentation, [Online]. Available: https://docs.timescale.com</w:t>
       </w:r>
     </w:p>
     <w:p>
@@ -17518,7 +19572,35 @@
         <w:rPr>
           <w:color w:val="000000"/>
         </w:rPr>
-        <w:t>[8] R. Elmasri and S. Navathe, Fundamentals of Database Systems, 7th ed. Pearson Education, 2016.</w:t>
+        <w:t xml:space="preserve">[8] R. </w:t>
+      </w:r>
+      <w:proofErr w:type="spellStart"/>
+      <w:r>
+        <w:rPr>
+          <w:color w:val="000000"/>
+        </w:rPr>
+        <w:t>Elmasri</w:t>
+      </w:r>
+      <w:proofErr w:type="spellEnd"/>
+      <w:r>
+        <w:rPr>
+          <w:color w:val="000000"/>
+        </w:rPr>
+        <w:t xml:space="preserve"> and S. </w:t>
+      </w:r>
+      <w:proofErr w:type="spellStart"/>
+      <w:r>
+        <w:rPr>
+          <w:color w:val="000000"/>
+        </w:rPr>
+        <w:t>Navathe</w:t>
+      </w:r>
+      <w:proofErr w:type="spellEnd"/>
+      <w:r>
+        <w:rPr>
+          <w:color w:val="000000"/>
+        </w:rPr>
+        <w:t>, Fundamentals of Database Systems, 7th ed. Pearson Education, 2016.</w:t>
       </w:r>
     </w:p>
     <w:p>
@@ -17542,7 +19624,35 @@
         <w:rPr>
           <w:color w:val="000000"/>
         </w:rPr>
-        <w:t>[10] MetaQuotes Ltd., "MetaTrader 5 Platform," [Online]. Available: https://www.metatrader5.com</w:t>
+        <w:t xml:space="preserve">[10] </w:t>
+      </w:r>
+      <w:proofErr w:type="spellStart"/>
+      <w:r>
+        <w:rPr>
+          <w:color w:val="000000"/>
+        </w:rPr>
+        <w:t>MetaQuotes</w:t>
+      </w:r>
+      <w:proofErr w:type="spellEnd"/>
+      <w:r>
+        <w:rPr>
+          <w:color w:val="000000"/>
+        </w:rPr>
+        <w:t xml:space="preserve"> Ltd., "</w:t>
+      </w:r>
+      <w:proofErr w:type="spellStart"/>
+      <w:r>
+        <w:rPr>
+          <w:color w:val="000000"/>
+        </w:rPr>
+        <w:t>MetaTrader</w:t>
+      </w:r>
+      <w:proofErr w:type="spellEnd"/>
+      <w:r>
+        <w:rPr>
+          <w:color w:val="000000"/>
+        </w:rPr>
+        <w:t xml:space="preserve"> 5 Platform," [Online]. Available: https://www.metatrader5.com</w:t>
       </w:r>
     </w:p>
     <w:p>
@@ -17622,8 +19732,21 @@
         </w:numPr>
         <w:spacing w:before="60" w:after="60"/>
       </w:pPr>
-      <w:r>
-        <w:t>ChatGPT (OpenAI) — Used in Milestone 1 for drafting and structuring the initial project proposal content.</w:t>
+      <w:proofErr w:type="spellStart"/>
+      <w:r>
+        <w:t>ChatGPT</w:t>
+      </w:r>
+      <w:proofErr w:type="spellEnd"/>
+      <w:r>
+        <w:t xml:space="preserve"> (</w:t>
+      </w:r>
+      <w:proofErr w:type="spellStart"/>
+      <w:r>
+        <w:t>OpenAI</w:t>
+      </w:r>
+      <w:proofErr w:type="spellEnd"/>
+      <w:r>
+        <w:t>) — Used in Milestone 1 for drafting and structuring the initial project proposal content.</w:t>
       </w:r>
     </w:p>
     <w:p>
@@ -17706,13 +19829,41 @@
       </w:pBdr>
       <w:jc w:val="center"/>
     </w:pPr>
+    <w:proofErr w:type="spellStart"/>
     <w:r>
       <w:rPr>
         <w:color w:val="555555"/>
         <w:sz w:val="18"/>
         <w:szCs w:val="18"/>
       </w:rPr>
-      <w:t xml:space="preserve">Namal University, Mianwali  —  CSC-271 Database Systems  |  Page </w:t>
+      <w:t>Namal</w:t>
+    </w:r>
+    <w:proofErr w:type="spellEnd"/>
+    <w:r>
+      <w:rPr>
+        <w:color w:val="555555"/>
+        <w:sz w:val="18"/>
+        <w:szCs w:val="18"/>
+      </w:rPr>
+      <w:t xml:space="preserve"> University, </w:t>
+    </w:r>
+    <w:proofErr w:type="spellStart"/>
+    <w:r>
+      <w:rPr>
+        <w:color w:val="555555"/>
+        <w:sz w:val="18"/>
+        <w:szCs w:val="18"/>
+      </w:rPr>
+      <w:t>Mianwali</w:t>
+    </w:r>
+    <w:proofErr w:type="spellEnd"/>
+    <w:r>
+      <w:rPr>
+        <w:color w:val="555555"/>
+        <w:sz w:val="18"/>
+        <w:szCs w:val="18"/>
+      </w:rPr>
+      <w:t xml:space="preserve">  —  CSC-271 Database Systems  |  Page </w:t>
     </w:r>
     <w:r>
       <w:rPr>
@@ -17794,7 +19945,7 @@
         <w:sz w:val="18"/>
         <w:szCs w:val="18"/>
       </w:rPr>
-      <w:t>22</w:t>
+      <w:t>21</w:t>
     </w:r>
     <w:r>
       <w:rPr>
@@ -17842,7 +19993,25 @@
         <w:sz w:val="18"/>
         <w:szCs w:val="18"/>
       </w:rPr>
-      <w:t>FX Nexus: Forex Data Engine  |  Database Design Document  |  V 1.0</w:t>
+      <w:t xml:space="preserve">FX Nexus: Forex Data </w:t>
+    </w:r>
+    <w:proofErr w:type="gramStart"/>
+    <w:r>
+      <w:rPr>
+        <w:color w:val="555555"/>
+        <w:sz w:val="18"/>
+        <w:szCs w:val="18"/>
+      </w:rPr>
+      <w:t>Engine  |</w:t>
+    </w:r>
+    <w:proofErr w:type="gramEnd"/>
+    <w:r>
+      <w:rPr>
+        <w:color w:val="555555"/>
+        <w:sz w:val="18"/>
+        <w:szCs w:val="18"/>
+      </w:rPr>
+      <w:t xml:space="preserve">  Database Design Document  |  V 1.0</w:t>
     </w:r>
   </w:p>
 </w:hdr>
